--- a/transcripts/Oilfield 360/OF360 Transcript Files/OF360-12-25-Rick Perry.docx
+++ b/transcripts/Oilfield 360/OF360 Transcript Files/OF360-12-25-Rick Perry.docx
@@ -1,7 +1,6 @@
 
 <file path=word/document.xml><?xml version="1.0" encoding="utf-8"?>
-<w:document xmlns:wpc="http://schemas.microsoft.com/office/word/2010/wordprocessingCanvas" xmlns:mc="http://schemas.openxmlformats.org/markup-compatibility/2006" xmlns:o="urn:schemas-microsoft-com:office:office" xmlns:r="http://schemas.openxmlformats.org/officeDocument/2006/relationships" xmlns:m="http://schemas.openxmlformats.org/officeDocument/2006/math" xmlns:v="urn:schemas-microsoft-com:vml" xmlns:wp14="http://schemas.microsoft.com/office/word/2010/wordprocessingDrawing" xmlns:wp="http://schemas.openxmlformats.org/drawingml/2006/wordprocessingDrawing" xmlns:w10="urn:schemas-microsoft-com:office:word" xmlns:w="http://schemas.openxmlformats.org/wordprocessingml/2006/main" xmlns:w14="http://schemas.microsoft.com/office/word/2010/wordml" xmlns:w15="http://schemas.microsoft.com/office/word/2012/wordml" xmlns:wpg="http://schemas.microsoft.com/office/word/2010/wordprocessingGroup" xmlns:wpi="http://schemas.microsoft.com/office/word/2010/wordprocessingInk" xmlns:wne="http://schemas.microsoft.com/office/word/2006/wordml" xmlns:wps="http://schemas.microsoft.com/office/word/2010/wordprocessingShape" mc:Ignorable="w14 w15 wp14">
-  <w:background w:color="FFFFFF"/>
+<w:document xmlns:wpc="http://schemas.microsoft.com/office/word/2010/wordprocessingCanvas" xmlns:mc="http://schemas.openxmlformats.org/markup-compatibility/2006" xmlns:o="urn:schemas-microsoft-com:office:office" xmlns:r="http://schemas.openxmlformats.org/officeDocument/2006/relationships" xmlns:m="http://schemas.openxmlformats.org/officeDocument/2006/math" xmlns:v="urn:schemas-microsoft-com:vml" xmlns:wp14="http://schemas.microsoft.com/office/word/2010/wordprocessingDrawing" xmlns:wp="http://schemas.openxmlformats.org/drawingml/2006/wordprocessingDrawing" xmlns:w10="urn:schemas-microsoft-com:office:word" xmlns:w="http://schemas.openxmlformats.org/wordprocessingml/2006/main" xmlns:w14="http://schemas.microsoft.com/office/word/2010/wordml" xmlns:w15="http://schemas.microsoft.com/office/word/2012/wordml" xmlns:wpg="http://schemas.microsoft.com/office/word/2010/wordprocessingGroup" xmlns:wpi="http://schemas.microsoft.com/office/word/2010/wordprocessingInk" xmlns:wne="http://schemas.microsoft.com/office/word/2006/wordml" xmlns:wps="http://schemas.microsoft.com/office/word/2010/wordprocessingShape" xmlns:cx="http://schemas.microsoft.com/office/drawing/2014/chartex" xmlns:cx1="http://schemas.microsoft.com/office/drawing/2015/9/8/chartex" xmlns:cx2="http://schemas.microsoft.com/office/drawing/2015/10/21/chartex" xmlns:cx3="http://schemas.microsoft.com/office/drawing/2016/5/9/chartex" xmlns:cx4="http://schemas.microsoft.com/office/drawing/2016/5/10/chartex" xmlns:cx5="http://schemas.microsoft.com/office/drawing/2016/5/11/chartex" xmlns:cx6="http://schemas.microsoft.com/office/drawing/2016/5/12/chartex" xmlns:cx7="http://schemas.microsoft.com/office/drawing/2016/5/13/chartex" xmlns:cx8="http://schemas.microsoft.com/office/drawing/2016/5/14/chartex" xmlns:aink="http://schemas.microsoft.com/office/drawing/2016/ink" xmlns:am3d="http://schemas.microsoft.com/office/drawing/2017/model3d" xmlns:w16cex="http://schemas.microsoft.com/office/word/2018/wordml/cex" xmlns:w16cid="http://schemas.microsoft.com/office/word/2016/wordml/cid" xmlns:w16="http://schemas.microsoft.com/office/word/2018/wordml" xmlns:w16sdtdh="http://schemas.microsoft.com/office/word/2020/wordml/sdtdatahash" xmlns:w16se="http://schemas.microsoft.com/office/word/2015/wordml/symex" mc:Ignorable="w14 w15 wp14">
   <w:body>
     <w:p>
       <w:pPr>
@@ -26,9 +25,9 @@
       </w:r>
       <w:r>
         <w:rPr>
-          <w:b w:val="true"/>
-          <w:bCs w:val="true"/>
-          <w:color w:val="72B372"/>
+          <w:b/>
+          <w:bCs/>
+          <w:color w:val="489872"/>
         </w:rPr>
         <w:t xml:space="preserve">Intro:</w:t>
       </w:r>
@@ -51,9 +50,9 @@
       </w:r>
       <w:r>
         <w:rPr>
-          <w:b w:val="true"/>
-          <w:bCs w:val="true"/>
-          <w:color w:val="72B372"/>
+          <w:b/>
+          <w:bCs/>
+          <w:color w:val="489872"/>
         </w:rPr>
         <w:t xml:space="preserve">Intro:</w:t>
       </w:r>
@@ -76,9 +75,9 @@
       </w:r>
       <w:r>
         <w:rPr>
-          <w:b w:val="true"/>
-          <w:bCs w:val="true"/>
-          <w:color w:val="72B372"/>
+          <w:b/>
+          <w:bCs/>
+          <w:color w:val="489872"/>
         </w:rPr>
         <w:t xml:space="preserve">Intro:</w:t>
       </w:r>
@@ -110,9 +109,9 @@
       </w:r>
       <w:r>
         <w:rPr>
-          <w:b w:val="true"/>
-          <w:bCs w:val="true"/>
-          <w:color w:val="72B372"/>
+          <w:b/>
+          <w:bCs/>
+          <w:color w:val="489872"/>
         </w:rPr>
         <w:t xml:space="preserve">Intro:</w:t>
       </w:r>
@@ -135,9 +134,9 @@
       </w:r>
       <w:r>
         <w:rPr>
-          <w:b w:val="true"/>
-          <w:bCs w:val="true"/>
-          <w:color w:val="72B372"/>
+          <w:b/>
+          <w:bCs/>
+          <w:color w:val="489872"/>
         </w:rPr>
         <w:t xml:space="preserve">Intro:</w:t>
       </w:r>
@@ -169,9 +168,9 @@
       </w:r>
       <w:r>
         <w:rPr>
-          <w:b w:val="true"/>
-          <w:bCs w:val="true"/>
-          <w:color w:val="6600CC"/>
+          <w:b/>
+          <w:bCs/>
+          <w:color w:val="9C5DE1"/>
         </w:rPr>
         <w:t xml:space="preserve">David de Roode:</w:t>
       </w:r>
@@ -194,9 +193,9 @@
       </w:r>
       <w:r>
         <w:rPr>
-          <w:b w:val="true"/>
-          <w:bCs w:val="true"/>
-          <w:color w:val="DE4A1D"/>
+          <w:b/>
+          <w:bCs/>
+          <w:color w:val="DC7D3E"/>
         </w:rPr>
         <w:t xml:space="preserve">Victoria Beard:</w:t>
       </w:r>
@@ -219,9 +218,9 @@
       </w:r>
       <w:r>
         <w:rPr>
-          <w:b w:val="true"/>
-          <w:bCs w:val="true"/>
-          <w:color w:val="6600CC"/>
+          <w:b/>
+          <w:bCs/>
+          <w:color w:val="9C5DE1"/>
         </w:rPr>
         <w:t xml:space="preserve">David de Roode:</w:t>
       </w:r>
@@ -244,9 +243,9 @@
       </w:r>
       <w:r>
         <w:rPr>
-          <w:b w:val="true"/>
-          <w:bCs w:val="true"/>
-          <w:color w:val="DE4A1D"/>
+          <w:b/>
+          <w:bCs/>
+          <w:color w:val="DC7D3E"/>
         </w:rPr>
         <w:t xml:space="preserve">Victoria Beard:</w:t>
       </w:r>
@@ -269,9 +268,9 @@
       </w:r>
       <w:r>
         <w:rPr>
-          <w:b w:val="true"/>
-          <w:bCs w:val="true"/>
-          <w:color w:val="6600CC"/>
+          <w:b/>
+          <w:bCs/>
+          <w:color w:val="9C5DE1"/>
         </w:rPr>
         <w:t xml:space="preserve">David de Roode:</w:t>
       </w:r>
@@ -294,8 +293,8 @@
       </w:r>
       <w:r>
         <w:rPr>
-          <w:b w:val="true"/>
-          <w:bCs w:val="true"/>
+          <w:b/>
+          <w:bCs/>
           <w:color w:val="583E31"/>
         </w:rPr>
         <w:t xml:space="preserve">Rick Perry:</w:t>
@@ -319,8 +318,8 @@
       </w:r>
       <w:r>
         <w:rPr>
-          <w:b w:val="true"/>
-          <w:bCs w:val="true"/>
+          <w:b/>
+          <w:bCs/>
           <w:color w:val="583E31"/>
         </w:rPr>
         <w:t xml:space="preserve">Rick Perry:</w:t>
@@ -353,9 +352,9 @@
       </w:r>
       <w:r>
         <w:rPr>
-          <w:b w:val="true"/>
-          <w:bCs w:val="true"/>
-          <w:color w:val="DE4A1D"/>
+          <w:b/>
+          <w:bCs/>
+          <w:color w:val="DC7D3E"/>
         </w:rPr>
         <w:t xml:space="preserve">Victoria Beard:</w:t>
       </w:r>
@@ -378,8 +377,8 @@
       </w:r>
       <w:r>
         <w:rPr>
-          <w:b w:val="true"/>
-          <w:bCs w:val="true"/>
+          <w:b/>
+          <w:bCs/>
           <w:color w:val="583E31"/>
         </w:rPr>
         <w:t xml:space="preserve">Rick Perry:</w:t>
@@ -403,8 +402,8 @@
       </w:r>
       <w:r>
         <w:rPr>
-          <w:b w:val="true"/>
-          <w:bCs w:val="true"/>
+          <w:b/>
+          <w:bCs/>
           <w:color w:val="583E31"/>
         </w:rPr>
         <w:t xml:space="preserve">Rick Perry:</w:t>
@@ -428,9 +427,9 @@
       </w:r>
       <w:r>
         <w:rPr>
-          <w:b w:val="true"/>
-          <w:bCs w:val="true"/>
-          <w:color w:val="DE4A1D"/>
+          <w:b/>
+          <w:bCs/>
+          <w:color w:val="DC7D3E"/>
         </w:rPr>
         <w:t xml:space="preserve">Victoria Beard:</w:t>
       </w:r>
@@ -453,9 +452,9 @@
       </w:r>
       <w:r>
         <w:rPr>
-          <w:b w:val="true"/>
-          <w:bCs w:val="true"/>
-          <w:color w:val="6600CC"/>
+          <w:b/>
+          <w:bCs/>
+          <w:color w:val="9C5DE1"/>
         </w:rPr>
         <w:t xml:space="preserve">David de Roode:</w:t>
       </w:r>
@@ -478,8 +477,8 @@
       </w:r>
       <w:r>
         <w:rPr>
-          <w:b w:val="true"/>
-          <w:bCs w:val="true"/>
+          <w:b/>
+          <w:bCs/>
           <w:color w:val="583E31"/>
         </w:rPr>
         <w:t xml:space="preserve">Rick Perry:</w:t>
@@ -503,8 +502,8 @@
       </w:r>
       <w:r>
         <w:rPr>
-          <w:b w:val="true"/>
-          <w:bCs w:val="true"/>
+          <w:b/>
+          <w:bCs/>
           <w:color w:val="583E31"/>
         </w:rPr>
         <w:t xml:space="preserve">Rick Perry:</w:t>
@@ -537,8 +536,8 @@
       </w:r>
       <w:r>
         <w:rPr>
-          <w:b w:val="true"/>
-          <w:bCs w:val="true"/>
+          <w:b/>
+          <w:bCs/>
           <w:color w:val="583E31"/>
         </w:rPr>
         <w:t xml:space="preserve">Rick Perry:</w:t>
@@ -562,8 +561,8 @@
       </w:r>
       <w:r>
         <w:rPr>
-          <w:b w:val="true"/>
-          <w:bCs w:val="true"/>
+          <w:b/>
+          <w:bCs/>
           <w:color w:val="583E31"/>
         </w:rPr>
         <w:t xml:space="preserve">Rick Perry:</w:t>
@@ -587,9 +586,9 @@
       </w:r>
       <w:r>
         <w:rPr>
-          <w:b w:val="true"/>
-          <w:bCs w:val="true"/>
-          <w:color w:val="6600CC"/>
+          <w:b/>
+          <w:bCs/>
+          <w:color w:val="9C5DE1"/>
         </w:rPr>
         <w:t xml:space="preserve">David de Roode:</w:t>
       </w:r>
@@ -612,9 +611,9 @@
       </w:r>
       <w:r>
         <w:rPr>
-          <w:b w:val="true"/>
-          <w:bCs w:val="true"/>
-          <w:color w:val="DE4A1D"/>
+          <w:b/>
+          <w:bCs/>
+          <w:color w:val="DC7D3E"/>
         </w:rPr>
         <w:t xml:space="preserve">Victoria Beard:</w:t>
       </w:r>
@@ -637,9 +636,9 @@
       </w:r>
       <w:r>
         <w:rPr>
-          <w:b w:val="true"/>
-          <w:bCs w:val="true"/>
-          <w:color w:val="6600CC"/>
+          <w:b/>
+          <w:bCs/>
+          <w:color w:val="9C5DE1"/>
         </w:rPr>
         <w:t xml:space="preserve">David de Roode:</w:t>
       </w:r>
@@ -671,9 +670,9 @@
       </w:r>
       <w:r>
         <w:rPr>
-          <w:b w:val="true"/>
-          <w:bCs w:val="true"/>
-          <w:color w:val="6600CC"/>
+          <w:b/>
+          <w:bCs/>
+          <w:color w:val="9C5DE1"/>
         </w:rPr>
         <w:t xml:space="preserve">David de Roode:</w:t>
       </w:r>
@@ -696,8 +695,8 @@
       </w:r>
       <w:r>
         <w:rPr>
-          <w:b w:val="true"/>
-          <w:bCs w:val="true"/>
+          <w:b/>
+          <w:bCs/>
           <w:color w:val="583E31"/>
         </w:rPr>
         <w:t xml:space="preserve">Rick Perry:</w:t>
@@ -721,8 +720,8 @@
       </w:r>
       <w:r>
         <w:rPr>
-          <w:b w:val="true"/>
-          <w:bCs w:val="true"/>
+          <w:b/>
+          <w:bCs/>
           <w:color w:val="583E31"/>
         </w:rPr>
         <w:t xml:space="preserve">Rick Perry:</w:t>
@@ -755,8 +754,8 @@
       </w:r>
       <w:r>
         <w:rPr>
-          <w:b w:val="true"/>
-          <w:bCs w:val="true"/>
+          <w:b/>
+          <w:bCs/>
           <w:color w:val="583E31"/>
         </w:rPr>
         <w:t xml:space="preserve">Rick Perry:</w:t>
@@ -780,8 +779,8 @@
       </w:r>
       <w:r>
         <w:rPr>
-          <w:b w:val="true"/>
-          <w:bCs w:val="true"/>
+          <w:b/>
+          <w:bCs/>
           <w:color w:val="583E31"/>
         </w:rPr>
         <w:t xml:space="preserve">Rick Perry:</w:t>
@@ -814,8 +813,8 @@
       </w:r>
       <w:r>
         <w:rPr>
-          <w:b w:val="true"/>
-          <w:bCs w:val="true"/>
+          <w:b/>
+          <w:bCs/>
           <w:color w:val="583E31"/>
         </w:rPr>
         <w:t xml:space="preserve">Rick Perry:</w:t>
@@ -839,8 +838,8 @@
       </w:r>
       <w:r>
         <w:rPr>
-          <w:b w:val="true"/>
-          <w:bCs w:val="true"/>
+          <w:b/>
+          <w:bCs/>
           <w:color w:val="583E31"/>
         </w:rPr>
         <w:t xml:space="preserve">Rick Perry:</w:t>
@@ -873,8 +872,8 @@
       </w:r>
       <w:r>
         <w:rPr>
-          <w:b w:val="true"/>
-          <w:bCs w:val="true"/>
+          <w:b/>
+          <w:bCs/>
           <w:color w:val="583E31"/>
         </w:rPr>
         <w:t xml:space="preserve">Rick Perry:</w:t>
@@ -898,8 +897,8 @@
       </w:r>
       <w:r>
         <w:rPr>
-          <w:b w:val="true"/>
-          <w:bCs w:val="true"/>
+          <w:b/>
+          <w:bCs/>
           <w:color w:val="583E31"/>
         </w:rPr>
         <w:t xml:space="preserve">Rick Perry:</w:t>
@@ -932,8 +931,8 @@
       </w:r>
       <w:r>
         <w:rPr>
-          <w:b w:val="true"/>
-          <w:bCs w:val="true"/>
+          <w:b/>
+          <w:bCs/>
           <w:color w:val="583E31"/>
         </w:rPr>
         <w:t xml:space="preserve">Rick Perry:</w:t>
@@ -957,8 +956,8 @@
       </w:r>
       <w:r>
         <w:rPr>
-          <w:b w:val="true"/>
-          <w:bCs w:val="true"/>
+          <w:b/>
+          <w:bCs/>
           <w:color w:val="583E31"/>
         </w:rPr>
         <w:t xml:space="preserve">Rick Perry:</w:t>
@@ -991,9 +990,9 @@
       </w:r>
       <w:r>
         <w:rPr>
-          <w:b w:val="true"/>
-          <w:bCs w:val="true"/>
-          <w:color w:val="6600CC"/>
+          <w:b/>
+          <w:bCs/>
+          <w:color w:val="9C5DE1"/>
         </w:rPr>
         <w:t xml:space="preserve">David de Roode:</w:t>
       </w:r>
@@ -1016,9 +1015,9 @@
       </w:r>
       <w:r>
         <w:rPr>
-          <w:b w:val="true"/>
-          <w:bCs w:val="true"/>
-          <w:color w:val="6600CC"/>
+          <w:b/>
+          <w:bCs/>
+          <w:color w:val="9C5DE1"/>
         </w:rPr>
         <w:t xml:space="preserve">David de Roode:</w:t>
       </w:r>
@@ -1041,8 +1040,8 @@
       </w:r>
       <w:r>
         <w:rPr>
-          <w:b w:val="true"/>
-          <w:bCs w:val="true"/>
+          <w:b/>
+          <w:bCs/>
           <w:color w:val="583E31"/>
         </w:rPr>
         <w:t xml:space="preserve">Rick Perry:</w:t>
@@ -1066,8 +1065,8 @@
       </w:r>
       <w:r>
         <w:rPr>
-          <w:b w:val="true"/>
-          <w:bCs w:val="true"/>
+          <w:b/>
+          <w:bCs/>
           <w:color w:val="583E31"/>
         </w:rPr>
         <w:t xml:space="preserve">Rick Perry:</w:t>
@@ -1100,8 +1099,8 @@
       </w:r>
       <w:r>
         <w:rPr>
-          <w:b w:val="true"/>
-          <w:bCs w:val="true"/>
+          <w:b/>
+          <w:bCs/>
           <w:color w:val="583E31"/>
         </w:rPr>
         <w:t xml:space="preserve">Rick Perry:</w:t>
@@ -1125,8 +1124,8 @@
       </w:r>
       <w:r>
         <w:rPr>
-          <w:b w:val="true"/>
-          <w:bCs w:val="true"/>
+          <w:b/>
+          <w:bCs/>
           <w:color w:val="583E31"/>
         </w:rPr>
         <w:t xml:space="preserve">Rick Perry:</w:t>
@@ -1159,8 +1158,8 @@
       </w:r>
       <w:r>
         <w:rPr>
-          <w:b w:val="true"/>
-          <w:bCs w:val="true"/>
+          <w:b/>
+          <w:bCs/>
           <w:color w:val="583E31"/>
         </w:rPr>
         <w:t xml:space="preserve">Rick Perry:</w:t>
@@ -1193,8 +1192,8 @@
       </w:r>
       <w:r>
         <w:rPr>
-          <w:b w:val="true"/>
-          <w:bCs w:val="true"/>
+          <w:b/>
+          <w:bCs/>
           <w:color w:val="583E31"/>
         </w:rPr>
         <w:t xml:space="preserve">Rick Perry:</w:t>
@@ -1218,9 +1217,9 @@
       </w:r>
       <w:r>
         <w:rPr>
-          <w:b w:val="true"/>
-          <w:bCs w:val="true"/>
-          <w:color w:val="6600CC"/>
+          <w:b/>
+          <w:bCs/>
+          <w:color w:val="9C5DE1"/>
         </w:rPr>
         <w:t xml:space="preserve">David de Roode:</w:t>
       </w:r>
@@ -1243,8 +1242,8 @@
       </w:r>
       <w:r>
         <w:rPr>
-          <w:b w:val="true"/>
-          <w:bCs w:val="true"/>
+          <w:b/>
+          <w:bCs/>
           <w:color w:val="583E31"/>
         </w:rPr>
         <w:t xml:space="preserve">Rick Perry:</w:t>
@@ -1268,8 +1267,8 @@
       </w:r>
       <w:r>
         <w:rPr>
-          <w:b w:val="true"/>
-          <w:bCs w:val="true"/>
+          <w:b/>
+          <w:bCs/>
           <w:color w:val="583E31"/>
         </w:rPr>
         <w:t xml:space="preserve">Rick Perry:</w:t>
@@ -1302,8 +1301,8 @@
       </w:r>
       <w:r>
         <w:rPr>
-          <w:b w:val="true"/>
-          <w:bCs w:val="true"/>
+          <w:b/>
+          <w:bCs/>
           <w:color w:val="583E31"/>
         </w:rPr>
         <w:t xml:space="preserve">Rick Perry:</w:t>
@@ -1327,8 +1326,8 @@
       </w:r>
       <w:r>
         <w:rPr>
-          <w:b w:val="true"/>
-          <w:bCs w:val="true"/>
+          <w:b/>
+          <w:bCs/>
           <w:color w:val="583E31"/>
         </w:rPr>
         <w:t xml:space="preserve">Rick Perry:</w:t>
@@ -1352,9 +1351,9 @@
       </w:r>
       <w:r>
         <w:rPr>
-          <w:b w:val="true"/>
-          <w:bCs w:val="true"/>
-          <w:color w:val="DE4A1D"/>
+          <w:b/>
+          <w:bCs/>
+          <w:color w:val="DC7D3E"/>
         </w:rPr>
         <w:t xml:space="preserve">Victoria Beard:</w:t>
       </w:r>
@@ -1377,8 +1376,8 @@
       </w:r>
       <w:r>
         <w:rPr>
-          <w:b w:val="true"/>
-          <w:bCs w:val="true"/>
+          <w:b/>
+          <w:bCs/>
           <w:color w:val="583E31"/>
         </w:rPr>
         <w:t xml:space="preserve">Rick Perry:</w:t>
@@ -1402,9 +1401,9 @@
       </w:r>
       <w:r>
         <w:rPr>
-          <w:b w:val="true"/>
-          <w:bCs w:val="true"/>
-          <w:color w:val="DE4A1D"/>
+          <w:b/>
+          <w:bCs/>
+          <w:color w:val="DC7D3E"/>
         </w:rPr>
         <w:t xml:space="preserve">Victoria Beard:</w:t>
       </w:r>
@@ -1427,8 +1426,8 @@
       </w:r>
       <w:r>
         <w:rPr>
-          <w:b w:val="true"/>
-          <w:bCs w:val="true"/>
+          <w:b/>
+          <w:bCs/>
           <w:color w:val="583E31"/>
         </w:rPr>
         <w:t xml:space="preserve">Rick Perry:</w:t>
@@ -1461,8 +1460,8 @@
       </w:r>
       <w:r>
         <w:rPr>
-          <w:b w:val="true"/>
-          <w:bCs w:val="true"/>
+          <w:b/>
+          <w:bCs/>
           <w:color w:val="583E31"/>
         </w:rPr>
         <w:t xml:space="preserve">Rick Perry:</w:t>
@@ -1486,8 +1485,8 @@
       </w:r>
       <w:r>
         <w:rPr>
-          <w:b w:val="true"/>
-          <w:bCs w:val="true"/>
+          <w:b/>
+          <w:bCs/>
           <w:color w:val="583E31"/>
         </w:rPr>
         <w:t xml:space="preserve">Rick Perry:</w:t>
@@ -1511,8 +1510,8 @@
       </w:r>
       <w:r>
         <w:rPr>
-          <w:b w:val="true"/>
-          <w:bCs w:val="true"/>
+          <w:b/>
+          <w:bCs/>
           <w:color w:val="583E31"/>
         </w:rPr>
         <w:t xml:space="preserve">Rick Perry:</w:t>
@@ -1545,8 +1544,8 @@
       </w:r>
       <w:r>
         <w:rPr>
-          <w:b w:val="true"/>
-          <w:bCs w:val="true"/>
+          <w:b/>
+          <w:bCs/>
           <w:color w:val="583E31"/>
         </w:rPr>
         <w:t xml:space="preserve">Rick Perry:</w:t>
@@ -1570,8 +1569,8 @@
       </w:r>
       <w:r>
         <w:rPr>
-          <w:b w:val="true"/>
-          <w:bCs w:val="true"/>
+          <w:b/>
+          <w:bCs/>
           <w:color w:val="583E31"/>
         </w:rPr>
         <w:t xml:space="preserve">Rick Perry:</w:t>
@@ -1604,8 +1603,8 @@
       </w:r>
       <w:r>
         <w:rPr>
-          <w:b w:val="true"/>
-          <w:bCs w:val="true"/>
+          <w:b/>
+          <w:bCs/>
           <w:color w:val="583E31"/>
         </w:rPr>
         <w:t xml:space="preserve">Rick Perry:</w:t>
@@ -1629,9 +1628,9 @@
       </w:r>
       <w:r>
         <w:rPr>
-          <w:b w:val="true"/>
-          <w:bCs w:val="true"/>
-          <w:color w:val="DE4A1D"/>
+          <w:b/>
+          <w:bCs/>
+          <w:color w:val="DC7D3E"/>
         </w:rPr>
         <w:t xml:space="preserve">Victoria Beard:</w:t>
       </w:r>
@@ -1654,9 +1653,9 @@
       </w:r>
       <w:r>
         <w:rPr>
-          <w:b w:val="true"/>
-          <w:bCs w:val="true"/>
-          <w:color w:val="6600CC"/>
+          <w:b/>
+          <w:bCs/>
+          <w:color w:val="9C5DE1"/>
         </w:rPr>
         <w:t xml:space="preserve">David de Roode:</w:t>
       </w:r>
@@ -1679,9 +1678,9 @@
       </w:r>
       <w:r>
         <w:rPr>
-          <w:b w:val="true"/>
-          <w:bCs w:val="true"/>
-          <w:color w:val="6600CC"/>
+          <w:b/>
+          <w:bCs/>
+          <w:color w:val="9C5DE1"/>
         </w:rPr>
         <w:t xml:space="preserve">David de Roode:</w:t>
       </w:r>
@@ -1713,8 +1712,8 @@
       </w:r>
       <w:r>
         <w:rPr>
-          <w:b w:val="true"/>
-          <w:bCs w:val="true"/>
+          <w:b/>
+          <w:bCs/>
           <w:color w:val="583E31"/>
         </w:rPr>
         <w:t xml:space="preserve">Rick Perry:</w:t>
@@ -1738,8 +1737,8 @@
       </w:r>
       <w:r>
         <w:rPr>
-          <w:b w:val="true"/>
-          <w:bCs w:val="true"/>
+          <w:b/>
+          <w:bCs/>
           <w:color w:val="583E31"/>
         </w:rPr>
         <w:t xml:space="preserve">Rick Perry:</w:t>
@@ -1763,8 +1762,8 @@
       </w:r>
       <w:r>
         <w:rPr>
-          <w:b w:val="true"/>
-          <w:bCs w:val="true"/>
+          <w:b/>
+          <w:bCs/>
           <w:color w:val="583E31"/>
         </w:rPr>
         <w:t xml:space="preserve">Rick Perry:</w:t>
@@ -1797,8 +1796,8 @@
       </w:r>
       <w:r>
         <w:rPr>
-          <w:b w:val="true"/>
-          <w:bCs w:val="true"/>
+          <w:b/>
+          <w:bCs/>
           <w:color w:val="583E31"/>
         </w:rPr>
         <w:t xml:space="preserve">Rick Perry:</w:t>
@@ -1822,8 +1821,8 @@
       </w:r>
       <w:r>
         <w:rPr>
-          <w:b w:val="true"/>
-          <w:bCs w:val="true"/>
+          <w:b/>
+          <w:bCs/>
           <w:color w:val="583E31"/>
         </w:rPr>
         <w:t xml:space="preserve">Rick Perry:</w:t>
@@ -1856,9 +1855,9 @@
       </w:r>
       <w:r>
         <w:rPr>
-          <w:b w:val="true"/>
-          <w:bCs w:val="true"/>
-          <w:color w:val="6600CC"/>
+          <w:b/>
+          <w:bCs/>
+          <w:color w:val="9C5DE1"/>
         </w:rPr>
         <w:t xml:space="preserve">David de Roode:</w:t>
       </w:r>
@@ -1881,8 +1880,8 @@
       </w:r>
       <w:r>
         <w:rPr>
-          <w:b w:val="true"/>
-          <w:bCs w:val="true"/>
+          <w:b/>
+          <w:bCs/>
           <w:color w:val="583E31"/>
         </w:rPr>
         <w:t xml:space="preserve">Rick Perry:</w:t>
@@ -1906,8 +1905,8 @@
       </w:r>
       <w:r>
         <w:rPr>
-          <w:b w:val="true"/>
-          <w:bCs w:val="true"/>
+          <w:b/>
+          <w:bCs/>
           <w:color w:val="583E31"/>
         </w:rPr>
         <w:t xml:space="preserve">Rick Perry:</w:t>
@@ -1940,8 +1939,8 @@
       </w:r>
       <w:r>
         <w:rPr>
-          <w:b w:val="true"/>
-          <w:bCs w:val="true"/>
+          <w:b/>
+          <w:bCs/>
           <w:color w:val="583E31"/>
         </w:rPr>
         <w:t xml:space="preserve">Rick Perry:</w:t>
@@ -1965,8 +1964,8 @@
       </w:r>
       <w:r>
         <w:rPr>
-          <w:b w:val="true"/>
-          <w:bCs w:val="true"/>
+          <w:b/>
+          <w:bCs/>
           <w:color w:val="583E31"/>
         </w:rPr>
         <w:t xml:space="preserve">Rick Perry:</w:t>
@@ -1999,8 +1998,8 @@
       </w:r>
       <w:r>
         <w:rPr>
-          <w:b w:val="true"/>
-          <w:bCs w:val="true"/>
+          <w:b/>
+          <w:bCs/>
           <w:color w:val="583E31"/>
         </w:rPr>
         <w:t xml:space="preserve">Rick Perry:</w:t>
@@ -2024,9 +2023,9 @@
       </w:r>
       <w:r>
         <w:rPr>
-          <w:b w:val="true"/>
-          <w:bCs w:val="true"/>
-          <w:color w:val="6600CC"/>
+          <w:b/>
+          <w:bCs/>
+          <w:color w:val="9C5DE1"/>
         </w:rPr>
         <w:t xml:space="preserve">David de Roode:</w:t>
       </w:r>
@@ -2049,8 +2048,8 @@
       </w:r>
       <w:r>
         <w:rPr>
-          <w:b w:val="true"/>
-          <w:bCs w:val="true"/>
+          <w:b/>
+          <w:bCs/>
           <w:color w:val="583E31"/>
         </w:rPr>
         <w:t xml:space="preserve">Rick Perry:</w:t>
@@ -2074,8 +2073,8 @@
       </w:r>
       <w:r>
         <w:rPr>
-          <w:b w:val="true"/>
-          <w:bCs w:val="true"/>
+          <w:b/>
+          <w:bCs/>
           <w:color w:val="583E31"/>
         </w:rPr>
         <w:t xml:space="preserve">Rick Perry:</w:t>
@@ -2099,9 +2098,9 @@
       </w:r>
       <w:r>
         <w:rPr>
-          <w:b w:val="true"/>
-          <w:bCs w:val="true"/>
-          <w:color w:val="6600CC"/>
+          <w:b/>
+          <w:bCs/>
+          <w:color w:val="9C5DE1"/>
         </w:rPr>
         <w:t xml:space="preserve">David de Roode:</w:t>
       </w:r>
@@ -2124,8 +2123,8 @@
       </w:r>
       <w:r>
         <w:rPr>
-          <w:b w:val="true"/>
-          <w:bCs w:val="true"/>
+          <w:b/>
+          <w:bCs/>
           <w:color w:val="583E31"/>
         </w:rPr>
         <w:t xml:space="preserve">Rick Perry:</w:t>
@@ -2158,8 +2157,8 @@
       </w:r>
       <w:r>
         <w:rPr>
-          <w:b w:val="true"/>
-          <w:bCs w:val="true"/>
+          <w:b/>
+          <w:bCs/>
           <w:color w:val="583E31"/>
         </w:rPr>
         <w:t xml:space="preserve">Rick Perry:</w:t>
@@ -2183,8 +2182,8 @@
       </w:r>
       <w:r>
         <w:rPr>
-          <w:b w:val="true"/>
-          <w:bCs w:val="true"/>
+          <w:b/>
+          <w:bCs/>
           <w:color w:val="583E31"/>
         </w:rPr>
         <w:t xml:space="preserve">Rick Perry:</w:t>
@@ -2208,8 +2207,8 @@
       </w:r>
       <w:r>
         <w:rPr>
-          <w:b w:val="true"/>
-          <w:bCs w:val="true"/>
+          <w:b/>
+          <w:bCs/>
           <w:color w:val="583E31"/>
         </w:rPr>
         <w:t xml:space="preserve">Rick Perry:</w:t>
@@ -2242,8 +2241,8 @@
       </w:r>
       <w:r>
         <w:rPr>
-          <w:b w:val="true"/>
-          <w:bCs w:val="true"/>
+          <w:b/>
+          <w:bCs/>
           <w:color w:val="583E31"/>
         </w:rPr>
         <w:t xml:space="preserve">Rick Perry:</w:t>
@@ -2276,8 +2275,8 @@
       </w:r>
       <w:r>
         <w:rPr>
-          <w:b w:val="true"/>
-          <w:bCs w:val="true"/>
+          <w:b/>
+          <w:bCs/>
           <w:color w:val="583E31"/>
         </w:rPr>
         <w:t xml:space="preserve">Rick Perry:</w:t>
@@ -2301,8 +2300,8 @@
       </w:r>
       <w:r>
         <w:rPr>
-          <w:b w:val="true"/>
-          <w:bCs w:val="true"/>
+          <w:b/>
+          <w:bCs/>
           <w:color w:val="583E31"/>
         </w:rPr>
         <w:t xml:space="preserve">Rick Perry:</w:t>
@@ -2335,8 +2334,8 @@
       </w:r>
       <w:r>
         <w:rPr>
-          <w:b w:val="true"/>
-          <w:bCs w:val="true"/>
+          <w:b/>
+          <w:bCs/>
           <w:color w:val="583E31"/>
         </w:rPr>
         <w:t xml:space="preserve">Rick Perry:</w:t>
@@ -2360,9 +2359,9 @@
       </w:r>
       <w:r>
         <w:rPr>
-          <w:b w:val="true"/>
-          <w:bCs w:val="true"/>
-          <w:color w:val="6600CC"/>
+          <w:b/>
+          <w:bCs/>
+          <w:color w:val="9C5DE1"/>
         </w:rPr>
         <w:t xml:space="preserve">David de Roode:</w:t>
       </w:r>
@@ -2385,8 +2384,8 @@
       </w:r>
       <w:r>
         <w:rPr>
-          <w:b w:val="true"/>
-          <w:bCs w:val="true"/>
+          <w:b/>
+          <w:bCs/>
           <w:color w:val="583E31"/>
         </w:rPr>
         <w:t xml:space="preserve">Rick Perry:</w:t>
@@ -2410,8 +2409,8 @@
       </w:r>
       <w:r>
         <w:rPr>
-          <w:b w:val="true"/>
-          <w:bCs w:val="true"/>
+          <w:b/>
+          <w:bCs/>
           <w:color w:val="583E31"/>
         </w:rPr>
         <w:t xml:space="preserve">Rick Perry:</w:t>
@@ -2444,8 +2443,8 @@
       </w:r>
       <w:r>
         <w:rPr>
-          <w:b w:val="true"/>
-          <w:bCs w:val="true"/>
+          <w:b/>
+          <w:bCs/>
           <w:color w:val="583E31"/>
         </w:rPr>
         <w:t xml:space="preserve">Rick Perry:</w:t>
@@ -2469,8 +2468,8 @@
       </w:r>
       <w:r>
         <w:rPr>
-          <w:b w:val="true"/>
-          <w:bCs w:val="true"/>
+          <w:b/>
+          <w:bCs/>
           <w:color w:val="583E31"/>
         </w:rPr>
         <w:t xml:space="preserve">Rick Perry:</w:t>
@@ -2503,8 +2502,8 @@
       </w:r>
       <w:r>
         <w:rPr>
-          <w:b w:val="true"/>
-          <w:bCs w:val="true"/>
+          <w:b/>
+          <w:bCs/>
           <w:color w:val="583E31"/>
         </w:rPr>
         <w:t xml:space="preserve">Rick Perry:</w:t>
@@ -2528,8 +2527,8 @@
       </w:r>
       <w:r>
         <w:rPr>
-          <w:b w:val="true"/>
-          <w:bCs w:val="true"/>
+          <w:b/>
+          <w:bCs/>
           <w:color w:val="583E31"/>
         </w:rPr>
         <w:t xml:space="preserve">Rick Perry:</w:t>
@@ -2562,8 +2561,8 @@
       </w:r>
       <w:r>
         <w:rPr>
-          <w:b w:val="true"/>
-          <w:bCs w:val="true"/>
+          <w:b/>
+          <w:bCs/>
           <w:color w:val="583E31"/>
         </w:rPr>
         <w:t xml:space="preserve">Rick Perry:</w:t>
@@ -2587,8 +2586,8 @@
       </w:r>
       <w:r>
         <w:rPr>
-          <w:b w:val="true"/>
-          <w:bCs w:val="true"/>
+          <w:b/>
+          <w:bCs/>
           <w:color w:val="583E31"/>
         </w:rPr>
         <w:t xml:space="preserve">Rick Perry:</w:t>
@@ -2621,8 +2620,8 @@
       </w:r>
       <w:r>
         <w:rPr>
-          <w:b w:val="true"/>
-          <w:bCs w:val="true"/>
+          <w:b/>
+          <w:bCs/>
           <w:color w:val="583E31"/>
         </w:rPr>
         <w:t xml:space="preserve">Rick Perry:</w:t>
@@ -2646,9 +2645,9 @@
       </w:r>
       <w:r>
         <w:rPr>
-          <w:b w:val="true"/>
-          <w:bCs w:val="true"/>
-          <w:color w:val="6600CC"/>
+          <w:b/>
+          <w:bCs/>
+          <w:color w:val="9C5DE1"/>
         </w:rPr>
         <w:t xml:space="preserve">David de Roode:</w:t>
       </w:r>
@@ -2671,9 +2670,9 @@
       </w:r>
       <w:r>
         <w:rPr>
-          <w:b w:val="true"/>
-          <w:bCs w:val="true"/>
-          <w:color w:val="6600CC"/>
+          <w:b/>
+          <w:bCs/>
+          <w:color w:val="9C5DE1"/>
         </w:rPr>
         <w:t xml:space="preserve">David de Roode:</w:t>
       </w:r>
@@ -2705,9 +2704,9 @@
       </w:r>
       <w:r>
         <w:rPr>
-          <w:b w:val="true"/>
-          <w:bCs w:val="true"/>
-          <w:color w:val="6600CC"/>
+          <w:b/>
+          <w:bCs/>
+          <w:color w:val="9C5DE1"/>
         </w:rPr>
         <w:t xml:space="preserve">David de Roode:</w:t>
       </w:r>
@@ -2730,9 +2729,9 @@
       </w:r>
       <w:r>
         <w:rPr>
-          <w:b w:val="true"/>
-          <w:bCs w:val="true"/>
-          <w:color w:val="6600CC"/>
+          <w:b/>
+          <w:bCs/>
+          <w:color w:val="9C5DE1"/>
         </w:rPr>
         <w:t xml:space="preserve">David de Roode:</w:t>
       </w:r>
@@ -2764,9 +2763,9 @@
       </w:r>
       <w:r>
         <w:rPr>
-          <w:b w:val="true"/>
-          <w:bCs w:val="true"/>
-          <w:color w:val="6600CC"/>
+          <w:b/>
+          <w:bCs/>
+          <w:color w:val="9C5DE1"/>
         </w:rPr>
         <w:t xml:space="preserve">David de Roode:</w:t>
       </w:r>
@@ -2789,9 +2788,9 @@
       </w:r>
       <w:r>
         <w:rPr>
-          <w:b w:val="true"/>
-          <w:bCs w:val="true"/>
-          <w:color w:val="6600CC"/>
+          <w:b/>
+          <w:bCs/>
+          <w:color w:val="9C5DE1"/>
         </w:rPr>
         <w:t xml:space="preserve">David de Roode:</w:t>
       </w:r>
@@ -2823,9 +2822,9 @@
       </w:r>
       <w:r>
         <w:rPr>
-          <w:b w:val="true"/>
-          <w:bCs w:val="true"/>
-          <w:color w:val="6600CC"/>
+          <w:b/>
+          <w:bCs/>
+          <w:color w:val="9C5DE1"/>
         </w:rPr>
         <w:t xml:space="preserve">David de Roode:</w:t>
       </w:r>
@@ -2848,8 +2847,8 @@
       </w:r>
       <w:r>
         <w:rPr>
-          <w:b w:val="true"/>
-          <w:bCs w:val="true"/>
+          <w:b/>
+          <w:bCs/>
           <w:color w:val="583E31"/>
         </w:rPr>
         <w:t xml:space="preserve">Rick Perry:</w:t>
@@ -2873,9 +2872,9 @@
       </w:r>
       <w:r>
         <w:rPr>
-          <w:b w:val="true"/>
-          <w:bCs w:val="true"/>
-          <w:color w:val="6600CC"/>
+          <w:b/>
+          <w:bCs/>
+          <w:color w:val="9C5DE1"/>
         </w:rPr>
         <w:t xml:space="preserve">David de Roode:</w:t>
       </w:r>
@@ -2898,8 +2897,8 @@
       </w:r>
       <w:r>
         <w:rPr>
-          <w:b w:val="true"/>
-          <w:bCs w:val="true"/>
+          <w:b/>
+          <w:bCs/>
           <w:color w:val="583E31"/>
         </w:rPr>
         <w:t xml:space="preserve">Rick Perry:</w:t>
@@ -2923,8 +2922,8 @@
       </w:r>
       <w:r>
         <w:rPr>
-          <w:b w:val="true"/>
-          <w:bCs w:val="true"/>
+          <w:b/>
+          <w:bCs/>
           <w:color w:val="583E31"/>
         </w:rPr>
         <w:t xml:space="preserve">Rick Perry:</w:t>
@@ -2957,8 +2956,8 @@
       </w:r>
       <w:r>
         <w:rPr>
-          <w:b w:val="true"/>
-          <w:bCs w:val="true"/>
+          <w:b/>
+          <w:bCs/>
           <w:color w:val="583E31"/>
         </w:rPr>
         <w:t xml:space="preserve">Rick Perry:</w:t>
@@ -2991,8 +2990,8 @@
       </w:r>
       <w:r>
         <w:rPr>
-          <w:b w:val="true"/>
-          <w:bCs w:val="true"/>
+          <w:b/>
+          <w:bCs/>
           <w:color w:val="583E31"/>
         </w:rPr>
         <w:t xml:space="preserve">Rick Perry:</w:t>
@@ -3016,8 +3015,8 @@
       </w:r>
       <w:r>
         <w:rPr>
-          <w:b w:val="true"/>
-          <w:bCs w:val="true"/>
+          <w:b/>
+          <w:bCs/>
           <w:color w:val="583E31"/>
         </w:rPr>
         <w:t xml:space="preserve">Rick Perry:</w:t>
@@ -3050,8 +3049,8 @@
       </w:r>
       <w:r>
         <w:rPr>
-          <w:b w:val="true"/>
-          <w:bCs w:val="true"/>
+          <w:b/>
+          <w:bCs/>
           <w:color w:val="583E31"/>
         </w:rPr>
         <w:t xml:space="preserve">Rick Perry:</w:t>
@@ -3075,8 +3074,8 @@
       </w:r>
       <w:r>
         <w:rPr>
-          <w:b w:val="true"/>
-          <w:bCs w:val="true"/>
+          <w:b/>
+          <w:bCs/>
           <w:color w:val="583E31"/>
         </w:rPr>
         <w:t xml:space="preserve">Rick Perry:</w:t>
@@ -3109,8 +3108,8 @@
       </w:r>
       <w:r>
         <w:rPr>
-          <w:b w:val="true"/>
-          <w:bCs w:val="true"/>
+          <w:b/>
+          <w:bCs/>
           <w:color w:val="583E31"/>
         </w:rPr>
         <w:t xml:space="preserve">Rick Perry:</w:t>
@@ -3134,8 +3133,8 @@
       </w:r>
       <w:r>
         <w:rPr>
-          <w:b w:val="true"/>
-          <w:bCs w:val="true"/>
+          <w:b/>
+          <w:bCs/>
           <w:color w:val="583E31"/>
         </w:rPr>
         <w:t xml:space="preserve">Rick Perry:</w:t>
@@ -3168,9 +3167,9 @@
       </w:r>
       <w:r>
         <w:rPr>
-          <w:b w:val="true"/>
-          <w:bCs w:val="true"/>
-          <w:color w:val="6600CC"/>
+          <w:b/>
+          <w:bCs/>
+          <w:color w:val="9C5DE1"/>
         </w:rPr>
         <w:t xml:space="preserve">David de Roode:</w:t>
       </w:r>
@@ -3193,8 +3192,8 @@
       </w:r>
       <w:r>
         <w:rPr>
-          <w:b w:val="true"/>
-          <w:bCs w:val="true"/>
+          <w:b/>
+          <w:bCs/>
           <w:color w:val="583E31"/>
         </w:rPr>
         <w:t xml:space="preserve">Rick Perry:</w:t>
@@ -3218,8 +3217,8 @@
       </w:r>
       <w:r>
         <w:rPr>
-          <w:b w:val="true"/>
-          <w:bCs w:val="true"/>
+          <w:b/>
+          <w:bCs/>
           <w:color w:val="583E31"/>
         </w:rPr>
         <w:t xml:space="preserve">Rick Perry:</w:t>
@@ -3243,9 +3242,9 @@
       </w:r>
       <w:r>
         <w:rPr>
-          <w:b w:val="true"/>
-          <w:bCs w:val="true"/>
-          <w:color w:val="6600CC"/>
+          <w:b/>
+          <w:bCs/>
+          <w:color w:val="9C5DE1"/>
         </w:rPr>
         <w:t xml:space="preserve">David de Roode:</w:t>
       </w:r>
@@ -3268,8 +3267,8 @@
       </w:r>
       <w:r>
         <w:rPr>
-          <w:b w:val="true"/>
-          <w:bCs w:val="true"/>
+          <w:b/>
+          <w:bCs/>
           <w:color w:val="583E31"/>
         </w:rPr>
         <w:t xml:space="preserve">Rick Perry:</w:t>
@@ -3302,8 +3301,8 @@
       </w:r>
       <w:r>
         <w:rPr>
-          <w:b w:val="true"/>
-          <w:bCs w:val="true"/>
+          <w:b/>
+          <w:bCs/>
           <w:color w:val="583E31"/>
         </w:rPr>
         <w:t xml:space="preserve">Rick Perry:</w:t>
@@ -3327,8 +3326,8 @@
       </w:r>
       <w:r>
         <w:rPr>
-          <w:b w:val="true"/>
-          <w:bCs w:val="true"/>
+          <w:b/>
+          <w:bCs/>
           <w:color w:val="583E31"/>
         </w:rPr>
         <w:t xml:space="preserve">Rick Perry:</w:t>
@@ -3361,8 +3360,8 @@
       </w:r>
       <w:r>
         <w:rPr>
-          <w:b w:val="true"/>
-          <w:bCs w:val="true"/>
+          <w:b/>
+          <w:bCs/>
           <w:color w:val="583E31"/>
         </w:rPr>
         <w:t xml:space="preserve">Rick Perry:</w:t>
@@ -3386,9 +3385,9 @@
       </w:r>
       <w:r>
         <w:rPr>
-          <w:b w:val="true"/>
-          <w:bCs w:val="true"/>
-          <w:color w:val="DE4A1D"/>
+          <w:b/>
+          <w:bCs/>
+          <w:color w:val="DC7D3E"/>
         </w:rPr>
         <w:t xml:space="preserve">Victoria Beard:</w:t>
       </w:r>
@@ -3411,8 +3410,8 @@
       </w:r>
       <w:r>
         <w:rPr>
-          <w:b w:val="true"/>
-          <w:bCs w:val="true"/>
+          <w:b/>
+          <w:bCs/>
           <w:color w:val="583E31"/>
         </w:rPr>
         <w:t xml:space="preserve">Rick Perry:</w:t>
@@ -3436,8 +3435,8 @@
       </w:r>
       <w:r>
         <w:rPr>
-          <w:b w:val="true"/>
-          <w:bCs w:val="true"/>
+          <w:b/>
+          <w:bCs/>
           <w:color w:val="583E31"/>
         </w:rPr>
         <w:t xml:space="preserve">Rick Perry:</w:t>
@@ -3461,9 +3460,9 @@
       </w:r>
       <w:r>
         <w:rPr>
-          <w:b w:val="true"/>
-          <w:bCs w:val="true"/>
-          <w:color w:val="DE4A1D"/>
+          <w:b/>
+          <w:bCs/>
+          <w:color w:val="DC7D3E"/>
         </w:rPr>
         <w:t xml:space="preserve">Victoria Beard:</w:t>
       </w:r>
@@ -3495,8 +3494,8 @@
       </w:r>
       <w:r>
         <w:rPr>
-          <w:b w:val="true"/>
-          <w:bCs w:val="true"/>
+          <w:b/>
+          <w:bCs/>
           <w:color w:val="583E31"/>
         </w:rPr>
         <w:t xml:space="preserve">Rick Perry:</w:t>
@@ -3520,8 +3519,8 @@
       </w:r>
       <w:r>
         <w:rPr>
-          <w:b w:val="true"/>
-          <w:bCs w:val="true"/>
+          <w:b/>
+          <w:bCs/>
           <w:color w:val="583E31"/>
         </w:rPr>
         <w:t xml:space="preserve">Rick Perry:</w:t>
@@ -3545,8 +3544,8 @@
       </w:r>
       <w:r>
         <w:rPr>
-          <w:b w:val="true"/>
-          <w:bCs w:val="true"/>
+          <w:b/>
+          <w:bCs/>
           <w:color w:val="583E31"/>
         </w:rPr>
         <w:t xml:space="preserve">Rick Perry:</w:t>
@@ -3579,8 +3578,8 @@
       </w:r>
       <w:r>
         <w:rPr>
-          <w:b w:val="true"/>
-          <w:bCs w:val="true"/>
+          <w:b/>
+          <w:bCs/>
           <w:color w:val="583E31"/>
         </w:rPr>
         <w:t xml:space="preserve">Rick Perry:</w:t>
@@ -3604,9 +3603,9 @@
       </w:r>
       <w:r>
         <w:rPr>
-          <w:b w:val="true"/>
-          <w:bCs w:val="true"/>
-          <w:color w:val="DE4A1D"/>
+          <w:b/>
+          <w:bCs/>
+          <w:color w:val="DC7D3E"/>
         </w:rPr>
         <w:t xml:space="preserve">Victoria Beard:</w:t>
       </w:r>
@@ -3629,8 +3628,8 @@
       </w:r>
       <w:r>
         <w:rPr>
-          <w:b w:val="true"/>
-          <w:bCs w:val="true"/>
+          <w:b/>
+          <w:bCs/>
           <w:color w:val="583E31"/>
         </w:rPr>
         <w:t xml:space="preserve">Rick Perry:</w:t>
@@ -3663,8 +3662,8 @@
       </w:r>
       <w:r>
         <w:rPr>
-          <w:b w:val="true"/>
-          <w:bCs w:val="true"/>
+          <w:b/>
+          <w:bCs/>
           <w:color w:val="583E31"/>
         </w:rPr>
         <w:t xml:space="preserve">Rick Perry:</w:t>
@@ -3688,8 +3687,8 @@
       </w:r>
       <w:r>
         <w:rPr>
-          <w:b w:val="true"/>
-          <w:bCs w:val="true"/>
+          <w:b/>
+          <w:bCs/>
           <w:color w:val="583E31"/>
         </w:rPr>
         <w:t xml:space="preserve">Rick Perry:</w:t>
@@ -3722,8 +3721,8 @@
       </w:r>
       <w:r>
         <w:rPr>
-          <w:b w:val="true"/>
-          <w:bCs w:val="true"/>
+          <w:b/>
+          <w:bCs/>
           <w:color w:val="583E31"/>
         </w:rPr>
         <w:t xml:space="preserve">Rick Perry:</w:t>
@@ -3747,8 +3746,8 @@
       </w:r>
       <w:r>
         <w:rPr>
-          <w:b w:val="true"/>
-          <w:bCs w:val="true"/>
+          <w:b/>
+          <w:bCs/>
           <w:color w:val="583E31"/>
         </w:rPr>
         <w:t xml:space="preserve">Rick Perry:</w:t>
@@ -3781,8 +3780,8 @@
       </w:r>
       <w:r>
         <w:rPr>
-          <w:b w:val="true"/>
-          <w:bCs w:val="true"/>
+          <w:b/>
+          <w:bCs/>
           <w:color w:val="583E31"/>
         </w:rPr>
         <w:t xml:space="preserve">Rick Perry:</w:t>
@@ -3806,8 +3805,8 @@
       </w:r>
       <w:r>
         <w:rPr>
-          <w:b w:val="true"/>
-          <w:bCs w:val="true"/>
+          <w:b/>
+          <w:bCs/>
           <w:color w:val="583E31"/>
         </w:rPr>
         <w:t xml:space="preserve">Rick Perry:</w:t>
@@ -3840,8 +3839,8 @@
       </w:r>
       <w:r>
         <w:rPr>
-          <w:b w:val="true"/>
-          <w:bCs w:val="true"/>
+          <w:b/>
+          <w:bCs/>
           <w:color w:val="583E31"/>
         </w:rPr>
         <w:t xml:space="preserve">Rick Perry:</w:t>
@@ -3865,8 +3864,8 @@
       </w:r>
       <w:r>
         <w:rPr>
-          <w:b w:val="true"/>
-          <w:bCs w:val="true"/>
+          <w:b/>
+          <w:bCs/>
           <w:color w:val="583E31"/>
         </w:rPr>
         <w:t xml:space="preserve">Rick Perry:</w:t>
@@ -3899,8 +3898,8 @@
       </w:r>
       <w:r>
         <w:rPr>
-          <w:b w:val="true"/>
-          <w:bCs w:val="true"/>
+          <w:b/>
+          <w:bCs/>
           <w:color w:val="583E31"/>
         </w:rPr>
         <w:t xml:space="preserve">Rick Perry:</w:t>
@@ -3924,8 +3923,8 @@
       </w:r>
       <w:r>
         <w:rPr>
-          <w:b w:val="true"/>
-          <w:bCs w:val="true"/>
+          <w:b/>
+          <w:bCs/>
           <w:color w:val="583E31"/>
         </w:rPr>
         <w:t xml:space="preserve">Rick Perry:</w:t>
@@ -3958,8 +3957,8 @@
       </w:r>
       <w:r>
         <w:rPr>
-          <w:b w:val="true"/>
-          <w:bCs w:val="true"/>
+          <w:b/>
+          <w:bCs/>
           <w:color w:val="583E31"/>
         </w:rPr>
         <w:t xml:space="preserve">Rick Perry:</w:t>
@@ -3983,9 +3982,9 @@
       </w:r>
       <w:r>
         <w:rPr>
-          <w:b w:val="true"/>
-          <w:bCs w:val="true"/>
-          <w:color w:val="6600CC"/>
+          <w:b/>
+          <w:bCs/>
+          <w:color w:val="9C5DE1"/>
         </w:rPr>
         <w:t xml:space="preserve">David de Roode:</w:t>
       </w:r>
@@ -4008,9 +4007,9 @@
       </w:r>
       <w:r>
         <w:rPr>
-          <w:b w:val="true"/>
-          <w:bCs w:val="true"/>
-          <w:color w:val="6600CC"/>
+          <w:b/>
+          <w:bCs/>
+          <w:color w:val="9C5DE1"/>
         </w:rPr>
         <w:t xml:space="preserve">David de Roode:</w:t>
       </w:r>
@@ -4042,8 +4041,8 @@
       </w:r>
       <w:r>
         <w:rPr>
-          <w:b w:val="true"/>
-          <w:bCs w:val="true"/>
+          <w:b/>
+          <w:bCs/>
           <w:color w:val="583E31"/>
         </w:rPr>
         <w:t xml:space="preserve">Rick Perry:</w:t>
@@ -4067,8 +4066,8 @@
       </w:r>
       <w:r>
         <w:rPr>
-          <w:b w:val="true"/>
-          <w:bCs w:val="true"/>
+          <w:b/>
+          <w:bCs/>
           <w:color w:val="583E31"/>
         </w:rPr>
         <w:t xml:space="preserve">Rick Perry:</w:t>
@@ -4101,8 +4100,8 @@
       </w:r>
       <w:r>
         <w:rPr>
-          <w:b w:val="true"/>
-          <w:bCs w:val="true"/>
+          <w:b/>
+          <w:bCs/>
           <w:color w:val="583E31"/>
         </w:rPr>
         <w:t xml:space="preserve">Rick Perry:</w:t>
@@ -4126,8 +4125,8 @@
       </w:r>
       <w:r>
         <w:rPr>
-          <w:b w:val="true"/>
-          <w:bCs w:val="true"/>
+          <w:b/>
+          <w:bCs/>
           <w:color w:val="583E31"/>
         </w:rPr>
         <w:t xml:space="preserve">Rick Perry:</w:t>
@@ -4160,8 +4159,8 @@
       </w:r>
       <w:r>
         <w:rPr>
-          <w:b w:val="true"/>
-          <w:bCs w:val="true"/>
+          <w:b/>
+          <w:bCs/>
           <w:color w:val="583E31"/>
         </w:rPr>
         <w:t xml:space="preserve">Rick Perry:</w:t>
@@ -4185,8 +4184,8 @@
       </w:r>
       <w:r>
         <w:rPr>
-          <w:b w:val="true"/>
-          <w:bCs w:val="true"/>
+          <w:b/>
+          <w:bCs/>
           <w:color w:val="583E31"/>
         </w:rPr>
         <w:t xml:space="preserve">Rick Perry:</w:t>
@@ -4219,8 +4218,8 @@
       </w:r>
       <w:r>
         <w:rPr>
-          <w:b w:val="true"/>
-          <w:bCs w:val="true"/>
+          <w:b/>
+          <w:bCs/>
           <w:color w:val="583E31"/>
         </w:rPr>
         <w:t xml:space="preserve">Rick Perry:</w:t>
@@ -4253,8 +4252,8 @@
       </w:r>
       <w:r>
         <w:rPr>
-          <w:b w:val="true"/>
-          <w:bCs w:val="true"/>
+          <w:b/>
+          <w:bCs/>
           <w:color w:val="583E31"/>
         </w:rPr>
         <w:t xml:space="preserve">Rick Perry:</w:t>
@@ -4287,9 +4286,9 @@
       </w:r>
       <w:r>
         <w:rPr>
-          <w:b w:val="true"/>
-          <w:bCs w:val="true"/>
-          <w:color w:val="6600CC"/>
+          <w:b/>
+          <w:bCs/>
+          <w:color w:val="9C5DE1"/>
         </w:rPr>
         <w:t xml:space="preserve">David de Roode:</w:t>
       </w:r>
@@ -4312,9 +4311,9 @@
       </w:r>
       <w:r>
         <w:rPr>
-          <w:b w:val="true"/>
-          <w:bCs w:val="true"/>
-          <w:color w:val="DE4A1D"/>
+          <w:b/>
+          <w:bCs/>
+          <w:color w:val="DC7D3E"/>
         </w:rPr>
         <w:t xml:space="preserve">Victoria Beard:</w:t>
       </w:r>
@@ -4337,9 +4336,9 @@
       </w:r>
       <w:r>
         <w:rPr>
-          <w:b w:val="true"/>
-          <w:bCs w:val="true"/>
-          <w:color w:val="6600CC"/>
+          <w:b/>
+          <w:bCs/>
+          <w:color w:val="9C5DE1"/>
         </w:rPr>
         <w:t xml:space="preserve">David de Roode:</w:t>
       </w:r>
@@ -4362,9 +4361,9 @@
       </w:r>
       <w:r>
         <w:rPr>
-          <w:b w:val="true"/>
-          <w:bCs w:val="true"/>
-          <w:color w:val="6600CC"/>
+          <w:b/>
+          <w:bCs/>
+          <w:color w:val="9C5DE1"/>
         </w:rPr>
         <w:t xml:space="preserve">David de Roode:</w:t>
       </w:r>
@@ -4387,8 +4386,8 @@
       </w:r>
       <w:r>
         <w:rPr>
-          <w:b w:val="true"/>
-          <w:bCs w:val="true"/>
+          <w:b/>
+          <w:bCs/>
           <w:color w:val="583E31"/>
         </w:rPr>
         <w:t xml:space="preserve">Rick Perry:</w:t>
@@ -4412,9 +4411,9 @@
       </w:r>
       <w:r>
         <w:rPr>
-          <w:b w:val="true"/>
-          <w:bCs w:val="true"/>
-          <w:color w:val="6600CC"/>
+          <w:b/>
+          <w:bCs/>
+          <w:color w:val="9C5DE1"/>
         </w:rPr>
         <w:t xml:space="preserve">David de Roode:</w:t>
       </w:r>
@@ -4437,8 +4436,8 @@
       </w:r>
       <w:r>
         <w:rPr>
-          <w:b w:val="true"/>
-          <w:bCs w:val="true"/>
+          <w:b/>
+          <w:bCs/>
           <w:color w:val="583E31"/>
         </w:rPr>
         <w:t xml:space="preserve">Rick Perry:</w:t>
@@ -4462,9 +4461,9 @@
       </w:r>
       <w:r>
         <w:rPr>
-          <w:b w:val="true"/>
-          <w:bCs w:val="true"/>
-          <w:color w:val="6600CC"/>
+          <w:b/>
+          <w:bCs/>
+          <w:color w:val="9C5DE1"/>
         </w:rPr>
         <w:t xml:space="preserve">David de Roode:</w:t>
       </w:r>
@@ -4496,9 +4495,9 @@
       </w:r>
       <w:r>
         <w:rPr>
-          <w:b w:val="true"/>
-          <w:bCs w:val="true"/>
-          <w:color w:val="6600CC"/>
+          <w:b/>
+          <w:bCs/>
+          <w:color w:val="9C5DE1"/>
         </w:rPr>
         <w:t xml:space="preserve">David de Roode:</w:t>
       </w:r>
@@ -4521,8 +4520,8 @@
       </w:r>
       <w:r>
         <w:rPr>
-          <w:b w:val="true"/>
-          <w:bCs w:val="true"/>
+          <w:b/>
+          <w:bCs/>
           <w:color w:val="583E31"/>
         </w:rPr>
         <w:t xml:space="preserve">Rick Perry:</w:t>
@@ -4546,9 +4545,9 @@
       </w:r>
       <w:r>
         <w:rPr>
-          <w:b w:val="true"/>
-          <w:bCs w:val="true"/>
-          <w:color w:val="6600CC"/>
+          <w:b/>
+          <w:bCs/>
+          <w:color w:val="9C5DE1"/>
         </w:rPr>
         <w:t xml:space="preserve">David de Roode:</w:t>
       </w:r>
@@ -4571,9 +4570,9 @@
       </w:r>
       <w:r>
         <w:rPr>
-          <w:b w:val="true"/>
-          <w:bCs w:val="true"/>
-          <w:color w:val="6600CC"/>
+          <w:b/>
+          <w:bCs/>
+          <w:color w:val="9C5DE1"/>
         </w:rPr>
         <w:t xml:space="preserve">David de Roode:</w:t>
       </w:r>
@@ -4596,9 +4595,9 @@
       </w:r>
       <w:r>
         <w:rPr>
-          <w:b w:val="true"/>
-          <w:bCs w:val="true"/>
-          <w:color w:val="6600CC"/>
+          <w:b/>
+          <w:bCs/>
+          <w:color w:val="9C5DE1"/>
         </w:rPr>
         <w:t xml:space="preserve">David de Roode:</w:t>
       </w:r>
@@ -4630,8 +4629,8 @@
       </w:r>
       <w:r>
         <w:rPr>
-          <w:b w:val="true"/>
-          <w:bCs w:val="true"/>
+          <w:b/>
+          <w:bCs/>
           <w:color w:val="583E31"/>
         </w:rPr>
         <w:t xml:space="preserve">Rick Perry:</w:t>
@@ -4655,9 +4654,9 @@
       </w:r>
       <w:r>
         <w:rPr>
-          <w:b w:val="true"/>
-          <w:bCs w:val="true"/>
-          <w:color w:val="DE4A1D"/>
+          <w:b/>
+          <w:bCs/>
+          <w:color w:val="DC7D3E"/>
         </w:rPr>
         <w:t xml:space="preserve">Victoria Beard:</w:t>
       </w:r>
@@ -4680,8 +4679,8 @@
       </w:r>
       <w:r>
         <w:rPr>
-          <w:b w:val="true"/>
-          <w:bCs w:val="true"/>
+          <w:b/>
+          <w:bCs/>
           <w:color w:val="583E31"/>
         </w:rPr>
         <w:t xml:space="preserve">Rick Perry:</w:t>
@@ -4705,8 +4704,8 @@
       </w:r>
       <w:r>
         <w:rPr>
-          <w:b w:val="true"/>
-          <w:bCs w:val="true"/>
+          <w:b/>
+          <w:bCs/>
           <w:color w:val="583E31"/>
         </w:rPr>
         <w:t xml:space="preserve">Rick Perry:</w:t>
@@ -4739,8 +4738,8 @@
       </w:r>
       <w:r>
         <w:rPr>
-          <w:b w:val="true"/>
-          <w:bCs w:val="true"/>
+          <w:b/>
+          <w:bCs/>
           <w:color w:val="583E31"/>
         </w:rPr>
         <w:t xml:space="preserve">Rick Perry:</w:t>
@@ -4764,8 +4763,8 @@
       </w:r>
       <w:r>
         <w:rPr>
-          <w:b w:val="true"/>
-          <w:bCs w:val="true"/>
+          <w:b/>
+          <w:bCs/>
           <w:color w:val="583E31"/>
         </w:rPr>
         <w:t xml:space="preserve">Rick Perry:</w:t>
@@ -4798,8 +4797,8 @@
       </w:r>
       <w:r>
         <w:rPr>
-          <w:b w:val="true"/>
-          <w:bCs w:val="true"/>
+          <w:b/>
+          <w:bCs/>
           <w:color w:val="583E31"/>
         </w:rPr>
         <w:t xml:space="preserve">Rick Perry:</w:t>
@@ -4832,9 +4831,9 @@
       </w:r>
       <w:r>
         <w:rPr>
-          <w:b w:val="true"/>
-          <w:bCs w:val="true"/>
-          <w:color w:val="6600CC"/>
+          <w:b/>
+          <w:bCs/>
+          <w:color w:val="9C5DE1"/>
         </w:rPr>
         <w:t xml:space="preserve">David de Roode:</w:t>
       </w:r>
@@ -4857,9 +4856,9 @@
       </w:r>
       <w:r>
         <w:rPr>
-          <w:b w:val="true"/>
-          <w:bCs w:val="true"/>
-          <w:color w:val="6600CC"/>
+          <w:b/>
+          <w:bCs/>
+          <w:color w:val="9C5DE1"/>
         </w:rPr>
         <w:t xml:space="preserve">David de Roode:</w:t>
       </w:r>
@@ -4882,9 +4881,9 @@
       </w:r>
       <w:r>
         <w:rPr>
-          <w:b w:val="true"/>
-          <w:bCs w:val="true"/>
-          <w:color w:val="6600CC"/>
+          <w:b/>
+          <w:bCs/>
+          <w:color w:val="9C5DE1"/>
         </w:rPr>
         <w:t xml:space="preserve">David de Roode:</w:t>
       </w:r>
@@ -4916,9 +4915,9 @@
       </w:r>
       <w:r>
         <w:rPr>
-          <w:b w:val="true"/>
-          <w:bCs w:val="true"/>
-          <w:color w:val="6600CC"/>
+          <w:b/>
+          <w:bCs/>
+          <w:color w:val="9C5DE1"/>
         </w:rPr>
         <w:t xml:space="preserve">David de Roode:</w:t>
       </w:r>
@@ -4941,9 +4940,9 @@
       </w:r>
       <w:r>
         <w:rPr>
-          <w:b w:val="true"/>
-          <w:bCs w:val="true"/>
-          <w:color w:val="6600CC"/>
+          <w:b/>
+          <w:bCs/>
+          <w:color w:val="9C5DE1"/>
         </w:rPr>
         <w:t xml:space="preserve">David de Roode:</w:t>
       </w:r>
@@ -4975,8 +4974,8 @@
       </w:r>
       <w:r>
         <w:rPr>
-          <w:b w:val="true"/>
-          <w:bCs w:val="true"/>
+          <w:b/>
+          <w:bCs/>
           <w:color w:val="583E31"/>
         </w:rPr>
         <w:t xml:space="preserve">Rick Perry:</w:t>
@@ -5000,9 +4999,9 @@
       </w:r>
       <w:r>
         <w:rPr>
-          <w:b w:val="true"/>
-          <w:bCs w:val="true"/>
-          <w:color w:val="6600CC"/>
+          <w:b/>
+          <w:bCs/>
+          <w:color w:val="9C5DE1"/>
         </w:rPr>
         <w:t xml:space="preserve">David de Roode:</w:t>
       </w:r>
@@ -5025,8 +5024,8 @@
       </w:r>
       <w:r>
         <w:rPr>
-          <w:b w:val="true"/>
-          <w:bCs w:val="true"/>
+          <w:b/>
+          <w:bCs/>
           <w:color w:val="583E31"/>
         </w:rPr>
         <w:t xml:space="preserve">Rick Perry:</w:t>
@@ -5050,8 +5049,8 @@
       </w:r>
       <w:r>
         <w:rPr>
-          <w:b w:val="true"/>
-          <w:bCs w:val="true"/>
+          <w:b/>
+          <w:bCs/>
           <w:color w:val="583E31"/>
         </w:rPr>
         <w:t xml:space="preserve">Rick Perry:</w:t>
@@ -5084,8 +5083,8 @@
       </w:r>
       <w:r>
         <w:rPr>
-          <w:b w:val="true"/>
-          <w:bCs w:val="true"/>
+          <w:b/>
+          <w:bCs/>
           <w:color w:val="583E31"/>
         </w:rPr>
         <w:t xml:space="preserve">Rick Perry:</w:t>
@@ -5118,8 +5117,8 @@
       </w:r>
       <w:r>
         <w:rPr>
-          <w:b w:val="true"/>
-          <w:bCs w:val="true"/>
+          <w:b/>
+          <w:bCs/>
           <w:color w:val="583E31"/>
         </w:rPr>
         <w:t xml:space="preserve">Rick Perry:</w:t>
@@ -5143,8 +5142,8 @@
       </w:r>
       <w:r>
         <w:rPr>
-          <w:b w:val="true"/>
-          <w:bCs w:val="true"/>
+          <w:b/>
+          <w:bCs/>
           <w:color w:val="583E31"/>
         </w:rPr>
         <w:t xml:space="preserve">Rick Perry:</w:t>
@@ -5168,8 +5167,8 @@
       </w:r>
       <w:r>
         <w:rPr>
-          <w:b w:val="true"/>
-          <w:bCs w:val="true"/>
+          <w:b/>
+          <w:bCs/>
           <w:color w:val="583E31"/>
         </w:rPr>
         <w:t xml:space="preserve">Rick Perry:</w:t>
@@ -5202,8 +5201,8 @@
       </w:r>
       <w:r>
         <w:rPr>
-          <w:b w:val="true"/>
-          <w:bCs w:val="true"/>
+          <w:b/>
+          <w:bCs/>
           <w:color w:val="583E31"/>
         </w:rPr>
         <w:t xml:space="preserve">Rick Perry:</w:t>
@@ -5227,8 +5226,8 @@
       </w:r>
       <w:r>
         <w:rPr>
-          <w:b w:val="true"/>
-          <w:bCs w:val="true"/>
+          <w:b/>
+          <w:bCs/>
           <w:color w:val="583E31"/>
         </w:rPr>
         <w:t xml:space="preserve">Rick Perry:</w:t>
@@ -5261,9 +5260,9 @@
       </w:r>
       <w:r>
         <w:rPr>
-          <w:b w:val="true"/>
-          <w:bCs w:val="true"/>
-          <w:color w:val="6600CC"/>
+          <w:b/>
+          <w:bCs/>
+          <w:color w:val="9C5DE1"/>
         </w:rPr>
         <w:t xml:space="preserve">David de Roode:</w:t>
       </w:r>
@@ -5286,8 +5285,8 @@
       </w:r>
       <w:r>
         <w:rPr>
-          <w:b w:val="true"/>
-          <w:bCs w:val="true"/>
+          <w:b/>
+          <w:bCs/>
           <w:color w:val="583E31"/>
         </w:rPr>
         <w:t xml:space="preserve">Rick Perry:</w:t>
@@ -5320,8 +5319,8 @@
       </w:r>
       <w:r>
         <w:rPr>
-          <w:b w:val="true"/>
-          <w:bCs w:val="true"/>
+          <w:b/>
+          <w:bCs/>
           <w:color w:val="583E31"/>
         </w:rPr>
         <w:t xml:space="preserve">Rick Perry:</w:t>
@@ -5345,8 +5344,8 @@
       </w:r>
       <w:r>
         <w:rPr>
-          <w:b w:val="true"/>
-          <w:bCs w:val="true"/>
+          <w:b/>
+          <w:bCs/>
           <w:color w:val="583E31"/>
         </w:rPr>
         <w:t xml:space="preserve">Rick Perry:</w:t>
@@ -5379,8 +5378,8 @@
       </w:r>
       <w:r>
         <w:rPr>
-          <w:b w:val="true"/>
-          <w:bCs w:val="true"/>
+          <w:b/>
+          <w:bCs/>
           <w:color w:val="583E31"/>
         </w:rPr>
         <w:t xml:space="preserve">Rick Perry:</w:t>
@@ -5404,8 +5403,8 @@
       </w:r>
       <w:r>
         <w:rPr>
-          <w:b w:val="true"/>
-          <w:bCs w:val="true"/>
+          <w:b/>
+          <w:bCs/>
           <w:color w:val="583E31"/>
         </w:rPr>
         <w:t xml:space="preserve">Rick Perry:</w:t>
@@ -5438,8 +5437,8 @@
       </w:r>
       <w:r>
         <w:rPr>
-          <w:b w:val="true"/>
-          <w:bCs w:val="true"/>
+          <w:b/>
+          <w:bCs/>
           <w:color w:val="583E31"/>
         </w:rPr>
         <w:t xml:space="preserve">Rick Perry:</w:t>
@@ -5463,8 +5462,8 @@
       </w:r>
       <w:r>
         <w:rPr>
-          <w:b w:val="true"/>
-          <w:bCs w:val="true"/>
+          <w:b/>
+          <w:bCs/>
           <w:color w:val="583E31"/>
         </w:rPr>
         <w:t xml:space="preserve">Rick Perry:</w:t>
@@ -5497,8 +5496,8 @@
       </w:r>
       <w:r>
         <w:rPr>
-          <w:b w:val="true"/>
-          <w:bCs w:val="true"/>
+          <w:b/>
+          <w:bCs/>
           <w:color w:val="583E31"/>
         </w:rPr>
         <w:t xml:space="preserve">Rick Perry:</w:t>
@@ -5522,8 +5521,8 @@
       </w:r>
       <w:r>
         <w:rPr>
-          <w:b w:val="true"/>
-          <w:bCs w:val="true"/>
+          <w:b/>
+          <w:bCs/>
           <w:color w:val="583E31"/>
         </w:rPr>
         <w:t xml:space="preserve">Rick Perry:</w:t>
@@ -5556,8 +5555,8 @@
       </w:r>
       <w:r>
         <w:rPr>
-          <w:b w:val="true"/>
-          <w:bCs w:val="true"/>
+          <w:b/>
+          <w:bCs/>
           <w:color w:val="583E31"/>
         </w:rPr>
         <w:t xml:space="preserve">Rick Perry:</w:t>
@@ -5581,8 +5580,8 @@
       </w:r>
       <w:r>
         <w:rPr>
-          <w:b w:val="true"/>
-          <w:bCs w:val="true"/>
+          <w:b/>
+          <w:bCs/>
           <w:color w:val="583E31"/>
         </w:rPr>
         <w:t xml:space="preserve">Rick Perry:</w:t>
@@ -5606,8 +5605,8 @@
       </w:r>
       <w:r>
         <w:rPr>
-          <w:b w:val="true"/>
-          <w:bCs w:val="true"/>
+          <w:b/>
+          <w:bCs/>
           <w:color w:val="583E31"/>
         </w:rPr>
         <w:t xml:space="preserve">Rick Perry:</w:t>
@@ -5640,8 +5639,8 @@
       </w:r>
       <w:r>
         <w:rPr>
-          <w:b w:val="true"/>
-          <w:bCs w:val="true"/>
+          <w:b/>
+          <w:bCs/>
           <w:color w:val="583E31"/>
         </w:rPr>
         <w:t xml:space="preserve">Rick Perry:</w:t>
@@ -5665,8 +5664,8 @@
       </w:r>
       <w:r>
         <w:rPr>
-          <w:b w:val="true"/>
-          <w:bCs w:val="true"/>
+          <w:b/>
+          <w:bCs/>
           <w:color w:val="583E31"/>
         </w:rPr>
         <w:t xml:space="preserve">Rick Perry:</w:t>
@@ -5699,8 +5698,8 @@
       </w:r>
       <w:r>
         <w:rPr>
-          <w:b w:val="true"/>
-          <w:bCs w:val="true"/>
+          <w:b/>
+          <w:bCs/>
           <w:color w:val="583E31"/>
         </w:rPr>
         <w:t xml:space="preserve">Rick Perry:</w:t>
@@ -5733,8 +5732,8 @@
       </w:r>
       <w:r>
         <w:rPr>
-          <w:b w:val="true"/>
-          <w:bCs w:val="true"/>
+          <w:b/>
+          <w:bCs/>
           <w:color w:val="583E31"/>
         </w:rPr>
         <w:t xml:space="preserve">Rick Perry:</w:t>
@@ -5758,8 +5757,8 @@
       </w:r>
       <w:r>
         <w:rPr>
-          <w:b w:val="true"/>
-          <w:bCs w:val="true"/>
+          <w:b/>
+          <w:bCs/>
           <w:color w:val="583E31"/>
         </w:rPr>
         <w:t xml:space="preserve">Rick Perry:</w:t>
@@ -5792,8 +5791,8 @@
       </w:r>
       <w:r>
         <w:rPr>
-          <w:b w:val="true"/>
-          <w:bCs w:val="true"/>
+          <w:b/>
+          <w:bCs/>
           <w:color w:val="583E31"/>
         </w:rPr>
         <w:t xml:space="preserve">Rick Perry:</w:t>
@@ -5817,8 +5816,8 @@
       </w:r>
       <w:r>
         <w:rPr>
-          <w:b w:val="true"/>
-          <w:bCs w:val="true"/>
+          <w:b/>
+          <w:bCs/>
           <w:color w:val="583E31"/>
         </w:rPr>
         <w:t xml:space="preserve">Rick Perry:</w:t>
@@ -5851,9 +5850,9 @@
       </w:r>
       <w:r>
         <w:rPr>
-          <w:b w:val="true"/>
-          <w:bCs w:val="true"/>
-          <w:color w:val="6600CC"/>
+          <w:b/>
+          <w:bCs/>
+          <w:color w:val="9C5DE1"/>
         </w:rPr>
         <w:t xml:space="preserve">David de Roode:</w:t>
       </w:r>
@@ -5876,8 +5875,8 @@
       </w:r>
       <w:r>
         <w:rPr>
-          <w:b w:val="true"/>
-          <w:bCs w:val="true"/>
+          <w:b/>
+          <w:bCs/>
           <w:color w:val="583E31"/>
         </w:rPr>
         <w:t xml:space="preserve">Rick Perry:</w:t>
@@ -5901,8 +5900,8 @@
       </w:r>
       <w:r>
         <w:rPr>
-          <w:b w:val="true"/>
-          <w:bCs w:val="true"/>
+          <w:b/>
+          <w:bCs/>
           <w:color w:val="583E31"/>
         </w:rPr>
         <w:t xml:space="preserve">Rick Perry:</w:t>
@@ -5935,9 +5934,9 @@
       </w:r>
       <w:r>
         <w:rPr>
-          <w:b w:val="true"/>
-          <w:bCs w:val="true"/>
-          <w:color w:val="6600CC"/>
+          <w:b/>
+          <w:bCs/>
+          <w:color w:val="9C5DE1"/>
         </w:rPr>
         <w:t xml:space="preserve">David de Roode:</w:t>
       </w:r>
@@ -5960,8 +5959,8 @@
       </w:r>
       <w:r>
         <w:rPr>
-          <w:b w:val="true"/>
-          <w:bCs w:val="true"/>
+          <w:b/>
+          <w:bCs/>
           <w:color w:val="583E31"/>
         </w:rPr>
         <w:t xml:space="preserve">Rick Perry:</w:t>
@@ -5985,9 +5984,9 @@
       </w:r>
       <w:r>
         <w:rPr>
-          <w:b w:val="true"/>
-          <w:bCs w:val="true"/>
-          <w:color w:val="6600CC"/>
+          <w:b/>
+          <w:bCs/>
+          <w:color w:val="9C5DE1"/>
         </w:rPr>
         <w:t xml:space="preserve">David de Roode:</w:t>
       </w:r>
@@ -6010,9 +6009,9 @@
       </w:r>
       <w:r>
         <w:rPr>
-          <w:b w:val="true"/>
-          <w:bCs w:val="true"/>
-          <w:color w:val="DE4A1D"/>
+          <w:b/>
+          <w:bCs/>
+          <w:color w:val="DC7D3E"/>
         </w:rPr>
         <w:t xml:space="preserve">Victoria Beard:</w:t>
       </w:r>
@@ -6035,8 +6034,8 @@
       </w:r>
       <w:r>
         <w:rPr>
-          <w:b w:val="true"/>
-          <w:bCs w:val="true"/>
+          <w:b/>
+          <w:bCs/>
           <w:color w:val="583E31"/>
         </w:rPr>
         <w:t xml:space="preserve">Rick Perry:</w:t>
@@ -6060,9 +6059,9 @@
       </w:r>
       <w:r>
         <w:rPr>
-          <w:b w:val="true"/>
-          <w:bCs w:val="true"/>
-          <w:color w:val="DE4A1D"/>
+          <w:b/>
+          <w:bCs/>
+          <w:color w:val="DC7D3E"/>
         </w:rPr>
         <w:t xml:space="preserve">Victoria Beard:</w:t>
       </w:r>
@@ -6085,8 +6084,8 @@
       </w:r>
       <w:r>
         <w:rPr>
-          <w:b w:val="true"/>
-          <w:bCs w:val="true"/>
+          <w:b/>
+          <w:bCs/>
           <w:color w:val="583E31"/>
         </w:rPr>
         <w:t xml:space="preserve">Rick Perry:</w:t>
@@ -6110,8 +6109,8 @@
       </w:r>
       <w:r>
         <w:rPr>
-          <w:b w:val="true"/>
-          <w:bCs w:val="true"/>
+          <w:b/>
+          <w:bCs/>
           <w:color w:val="583E31"/>
         </w:rPr>
         <w:t xml:space="preserve">Rick Perry:</w:t>
@@ -6135,9 +6134,9 @@
       </w:r>
       <w:r>
         <w:rPr>
-          <w:b w:val="true"/>
-          <w:bCs w:val="true"/>
-          <w:color w:val="DE4A1D"/>
+          <w:b/>
+          <w:bCs/>
+          <w:color w:val="DC7D3E"/>
         </w:rPr>
         <w:t xml:space="preserve">Victoria Beard:</w:t>
       </w:r>
@@ -6160,8 +6159,8 @@
       </w:r>
       <w:r>
         <w:rPr>
-          <w:b w:val="true"/>
-          <w:bCs w:val="true"/>
+          <w:b/>
+          <w:bCs/>
           <w:color w:val="583E31"/>
         </w:rPr>
         <w:t xml:space="preserve">Rick Perry:</w:t>
@@ -6185,9 +6184,9 @@
       </w:r>
       <w:r>
         <w:rPr>
-          <w:b w:val="true"/>
-          <w:bCs w:val="true"/>
-          <w:color w:val="DE4A1D"/>
+          <w:b/>
+          <w:bCs/>
+          <w:color w:val="DC7D3E"/>
         </w:rPr>
         <w:t xml:space="preserve">Victoria Beard:</w:t>
       </w:r>
@@ -6210,8 +6209,8 @@
       </w:r>
       <w:r>
         <w:rPr>
-          <w:b w:val="true"/>
-          <w:bCs w:val="true"/>
+          <w:b/>
+          <w:bCs/>
           <w:color w:val="583E31"/>
         </w:rPr>
         <w:t xml:space="preserve">Rick Perry:</w:t>
@@ -6244,8 +6243,8 @@
       </w:r>
       <w:r>
         <w:rPr>
-          <w:b w:val="true"/>
-          <w:bCs w:val="true"/>
+          <w:b/>
+          <w:bCs/>
           <w:color w:val="583E31"/>
         </w:rPr>
         <w:t xml:space="preserve">Rick Perry:</w:t>
@@ -6269,9 +6268,9 @@
       </w:r>
       <w:r>
         <w:rPr>
-          <w:b w:val="true"/>
-          <w:bCs w:val="true"/>
-          <w:color w:val="DE4A1D"/>
+          <w:b/>
+          <w:bCs/>
+          <w:color w:val="DC7D3E"/>
         </w:rPr>
         <w:t xml:space="preserve">Victoria Beard:</w:t>
       </w:r>
@@ -6294,8 +6293,8 @@
       </w:r>
       <w:r>
         <w:rPr>
-          <w:b w:val="true"/>
-          <w:bCs w:val="true"/>
+          <w:b/>
+          <w:bCs/>
           <w:color w:val="583E31"/>
         </w:rPr>
         <w:t xml:space="preserve">Rick Perry:</w:t>
@@ -6319,9 +6318,9 @@
       </w:r>
       <w:r>
         <w:rPr>
-          <w:b w:val="true"/>
-          <w:bCs w:val="true"/>
-          <w:color w:val="DE4A1D"/>
+          <w:b/>
+          <w:bCs/>
+          <w:color w:val="DC7D3E"/>
         </w:rPr>
         <w:t xml:space="preserve">Victoria Beard:</w:t>
       </w:r>
@@ -6344,8 +6343,8 @@
       </w:r>
       <w:r>
         <w:rPr>
-          <w:b w:val="true"/>
-          <w:bCs w:val="true"/>
+          <w:b/>
+          <w:bCs/>
           <w:color w:val="583E31"/>
         </w:rPr>
         <w:t xml:space="preserve">Rick Perry:</w:t>
@@ -6369,9 +6368,9 @@
       </w:r>
       <w:r>
         <w:rPr>
-          <w:b w:val="true"/>
-          <w:bCs w:val="true"/>
-          <w:color w:val="DE4A1D"/>
+          <w:b/>
+          <w:bCs/>
+          <w:color w:val="DC7D3E"/>
         </w:rPr>
         <w:t xml:space="preserve">Victoria Beard:</w:t>
       </w:r>
@@ -6394,8 +6393,8 @@
       </w:r>
       <w:r>
         <w:rPr>
-          <w:b w:val="true"/>
-          <w:bCs w:val="true"/>
+          <w:b/>
+          <w:bCs/>
           <w:color w:val="583E31"/>
         </w:rPr>
         <w:t xml:space="preserve">Rick Perry:</w:t>
@@ -6428,8 +6427,8 @@
       </w:r>
       <w:r>
         <w:rPr>
-          <w:b w:val="true"/>
-          <w:bCs w:val="true"/>
+          <w:b/>
+          <w:bCs/>
           <w:color w:val="583E31"/>
         </w:rPr>
         <w:t xml:space="preserve">Rick Perry:</w:t>
@@ -6453,9 +6452,9 @@
       </w:r>
       <w:r>
         <w:rPr>
-          <w:b w:val="true"/>
-          <w:bCs w:val="true"/>
-          <w:color w:val="DE4A1D"/>
+          <w:b/>
+          <w:bCs/>
+          <w:color w:val="DC7D3E"/>
         </w:rPr>
         <w:t xml:space="preserve">Victoria Beard:</w:t>
       </w:r>
@@ -6478,8 +6477,8 @@
       </w:r>
       <w:r>
         <w:rPr>
-          <w:b w:val="true"/>
-          <w:bCs w:val="true"/>
+          <w:b/>
+          <w:bCs/>
           <w:color w:val="583E31"/>
         </w:rPr>
         <w:t xml:space="preserve">Rick Perry:</w:t>
@@ -6512,8 +6511,8 @@
       </w:r>
       <w:r>
         <w:rPr>
-          <w:b w:val="true"/>
-          <w:bCs w:val="true"/>
+          <w:b/>
+          <w:bCs/>
           <w:color w:val="583E31"/>
         </w:rPr>
         <w:t xml:space="preserve">Rick Perry:</w:t>
@@ -6537,8 +6536,8 @@
       </w:r>
       <w:r>
         <w:rPr>
-          <w:b w:val="true"/>
-          <w:bCs w:val="true"/>
+          <w:b/>
+          <w:bCs/>
           <w:color w:val="583E31"/>
         </w:rPr>
         <w:t xml:space="preserve">Rick Perry:</w:t>
@@ -6562,9 +6561,9 @@
       </w:r>
       <w:r>
         <w:rPr>
-          <w:b w:val="true"/>
-          <w:bCs w:val="true"/>
-          <w:color w:val="DE4A1D"/>
+          <w:b/>
+          <w:bCs/>
+          <w:color w:val="DC7D3E"/>
         </w:rPr>
         <w:t xml:space="preserve">Victoria Beard:</w:t>
       </w:r>
@@ -6587,8 +6586,8 @@
       </w:r>
       <w:r>
         <w:rPr>
-          <w:b w:val="true"/>
-          <w:bCs w:val="true"/>
+          <w:b/>
+          <w:bCs/>
           <w:color w:val="583E31"/>
         </w:rPr>
         <w:t xml:space="preserve">Rick Perry:</w:t>
@@ -6621,8 +6620,8 @@
       </w:r>
       <w:r>
         <w:rPr>
-          <w:b w:val="true"/>
-          <w:bCs w:val="true"/>
+          <w:b/>
+          <w:bCs/>
           <w:color w:val="583E31"/>
         </w:rPr>
         <w:t xml:space="preserve">Rick Perry:</w:t>
@@ -6655,8 +6654,8 @@
       </w:r>
       <w:r>
         <w:rPr>
-          <w:b w:val="true"/>
-          <w:bCs w:val="true"/>
+          <w:b/>
+          <w:bCs/>
           <w:color w:val="583E31"/>
         </w:rPr>
         <w:t xml:space="preserve">Rick Perry:</w:t>
@@ -6680,9 +6679,9 @@
       </w:r>
       <w:r>
         <w:rPr>
-          <w:b w:val="true"/>
-          <w:bCs w:val="true"/>
-          <w:color w:val="DE4A1D"/>
+          <w:b/>
+          <w:bCs/>
+          <w:color w:val="DC7D3E"/>
         </w:rPr>
         <w:t xml:space="preserve">Victoria Beard:</w:t>
       </w:r>
@@ -6705,8 +6704,8 @@
       </w:r>
       <w:r>
         <w:rPr>
-          <w:b w:val="true"/>
-          <w:bCs w:val="true"/>
+          <w:b/>
+          <w:bCs/>
           <w:color w:val="583E31"/>
         </w:rPr>
         <w:t xml:space="preserve">Rick Perry:</w:t>
@@ -6730,8 +6729,8 @@
       </w:r>
       <w:r>
         <w:rPr>
-          <w:b w:val="true"/>
-          <w:bCs w:val="true"/>
+          <w:b/>
+          <w:bCs/>
           <w:color w:val="583E31"/>
         </w:rPr>
         <w:t xml:space="preserve">Rick Perry:</w:t>
@@ -6764,8 +6763,8 @@
       </w:r>
       <w:r>
         <w:rPr>
-          <w:b w:val="true"/>
-          <w:bCs w:val="true"/>
+          <w:b/>
+          <w:bCs/>
           <w:color w:val="583E31"/>
         </w:rPr>
         <w:t xml:space="preserve">Rick Perry:</w:t>
@@ -6789,8 +6788,8 @@
       </w:r>
       <w:r>
         <w:rPr>
-          <w:b w:val="true"/>
-          <w:bCs w:val="true"/>
+          <w:b/>
+          <w:bCs/>
           <w:color w:val="583E31"/>
         </w:rPr>
         <w:t xml:space="preserve">Rick Perry:</w:t>
@@ -6823,8 +6822,8 @@
       </w:r>
       <w:r>
         <w:rPr>
-          <w:b w:val="true"/>
-          <w:bCs w:val="true"/>
+          <w:b/>
+          <w:bCs/>
           <w:color w:val="583E31"/>
         </w:rPr>
         <w:t xml:space="preserve">Rick Perry:</w:t>
@@ -6848,8 +6847,8 @@
       </w:r>
       <w:r>
         <w:rPr>
-          <w:b w:val="true"/>
-          <w:bCs w:val="true"/>
+          <w:b/>
+          <w:bCs/>
           <w:color w:val="583E31"/>
         </w:rPr>
         <w:t xml:space="preserve">Rick Perry:</w:t>
@@ -6873,8 +6872,8 @@
       </w:r>
       <w:r>
         <w:rPr>
-          <w:b w:val="true"/>
-          <w:bCs w:val="true"/>
+          <w:b/>
+          <w:bCs/>
           <w:color w:val="583E31"/>
         </w:rPr>
         <w:t xml:space="preserve">Rick Perry:</w:t>
@@ -6907,8 +6906,8 @@
       </w:r>
       <w:r>
         <w:rPr>
-          <w:b w:val="true"/>
-          <w:bCs w:val="true"/>
+          <w:b/>
+          <w:bCs/>
           <w:color w:val="583E31"/>
         </w:rPr>
         <w:t xml:space="preserve">Rick Perry:</w:t>
@@ -6932,9 +6931,9 @@
       </w:r>
       <w:r>
         <w:rPr>
-          <w:b w:val="true"/>
-          <w:bCs w:val="true"/>
-          <w:color w:val="6600CC"/>
+          <w:b/>
+          <w:bCs/>
+          <w:color w:val="9C5DE1"/>
         </w:rPr>
         <w:t xml:space="preserve">David de Roode:</w:t>
       </w:r>
@@ -6957,8 +6956,8 @@
       </w:r>
       <w:r>
         <w:rPr>
-          <w:b w:val="true"/>
-          <w:bCs w:val="true"/>
+          <w:b/>
+          <w:bCs/>
           <w:color w:val="583E31"/>
         </w:rPr>
         <w:t xml:space="preserve">Rick Perry:</w:t>
@@ -6982,9 +6981,9 @@
       </w:r>
       <w:r>
         <w:rPr>
-          <w:b w:val="true"/>
-          <w:bCs w:val="true"/>
-          <w:color w:val="DE4A1D"/>
+          <w:b/>
+          <w:bCs/>
+          <w:color w:val="DC7D3E"/>
         </w:rPr>
         <w:t xml:space="preserve">Victoria Beard:</w:t>
       </w:r>
@@ -7007,8 +7006,8 @@
       </w:r>
       <w:r>
         <w:rPr>
-          <w:b w:val="true"/>
-          <w:bCs w:val="true"/>
+          <w:b/>
+          <w:bCs/>
           <w:color w:val="583E31"/>
         </w:rPr>
         <w:t xml:space="preserve">Rick Perry:</w:t>
@@ -7041,9 +7040,9 @@
       </w:r>
       <w:r>
         <w:rPr>
-          <w:b w:val="true"/>
-          <w:bCs w:val="true"/>
-          <w:color w:val="DE4A1D"/>
+          <w:b/>
+          <w:bCs/>
+          <w:color w:val="DC7D3E"/>
         </w:rPr>
         <w:t xml:space="preserve">Victoria Beard:</w:t>
       </w:r>
@@ -7066,8 +7065,8 @@
       </w:r>
       <w:r>
         <w:rPr>
-          <w:b w:val="true"/>
-          <w:bCs w:val="true"/>
+          <w:b/>
+          <w:bCs/>
           <w:color w:val="583E31"/>
         </w:rPr>
         <w:t xml:space="preserve">Rick Perry:</w:t>
@@ -7091,8 +7090,8 @@
       </w:r>
       <w:r>
         <w:rPr>
-          <w:b w:val="true"/>
-          <w:bCs w:val="true"/>
+          <w:b/>
+          <w:bCs/>
           <w:color w:val="583E31"/>
         </w:rPr>
         <w:t xml:space="preserve">Rick Perry:</w:t>
@@ -7116,9 +7115,9 @@
       </w:r>
       <w:r>
         <w:rPr>
-          <w:b w:val="true"/>
-          <w:bCs w:val="true"/>
-          <w:color w:val="DE4A1D"/>
+          <w:b/>
+          <w:bCs/>
+          <w:color w:val="DC7D3E"/>
         </w:rPr>
         <w:t xml:space="preserve">Victoria Beard:</w:t>
       </w:r>
@@ -7141,8 +7140,8 @@
       </w:r>
       <w:r>
         <w:rPr>
-          <w:b w:val="true"/>
-          <w:bCs w:val="true"/>
+          <w:b/>
+          <w:bCs/>
           <w:color w:val="583E31"/>
         </w:rPr>
         <w:t xml:space="preserve">Rick Perry:</w:t>
@@ -7166,9 +7165,9 @@
       </w:r>
       <w:r>
         <w:rPr>
-          <w:b w:val="true"/>
-          <w:bCs w:val="true"/>
-          <w:color w:val="DE4A1D"/>
+          <w:b/>
+          <w:bCs/>
+          <w:color w:val="DC7D3E"/>
         </w:rPr>
         <w:t xml:space="preserve">Victoria Beard:</w:t>
       </w:r>
@@ -7191,8 +7190,8 @@
       </w:r>
       <w:r>
         <w:rPr>
-          <w:b w:val="true"/>
-          <w:bCs w:val="true"/>
+          <w:b/>
+          <w:bCs/>
           <w:color w:val="583E31"/>
         </w:rPr>
         <w:t xml:space="preserve">Rick Perry:</w:t>
@@ -7216,9 +7215,9 @@
       </w:r>
       <w:r>
         <w:rPr>
-          <w:b w:val="true"/>
-          <w:bCs w:val="true"/>
-          <w:color w:val="DE4A1D"/>
+          <w:b/>
+          <w:bCs/>
+          <w:color w:val="DC7D3E"/>
         </w:rPr>
         <w:t xml:space="preserve">Victoria Beard:</w:t>
       </w:r>
@@ -7241,8 +7240,8 @@
       </w:r>
       <w:r>
         <w:rPr>
-          <w:b w:val="true"/>
-          <w:bCs w:val="true"/>
+          <w:b/>
+          <w:bCs/>
           <w:color w:val="583E31"/>
         </w:rPr>
         <w:t xml:space="preserve">Rick Perry:</w:t>
@@ -7266,9 +7265,9 @@
       </w:r>
       <w:r>
         <w:rPr>
-          <w:b w:val="true"/>
-          <w:bCs w:val="true"/>
-          <w:color w:val="DE4A1D"/>
+          <w:b/>
+          <w:bCs/>
+          <w:color w:val="DC7D3E"/>
         </w:rPr>
         <w:t xml:space="preserve">Victoria Beard:</w:t>
       </w:r>
@@ -7291,8 +7290,8 @@
       </w:r>
       <w:r>
         <w:rPr>
-          <w:b w:val="true"/>
-          <w:bCs w:val="true"/>
+          <w:b/>
+          <w:bCs/>
           <w:color w:val="583E31"/>
         </w:rPr>
         <w:t xml:space="preserve">Rick Perry:</w:t>
@@ -7316,9 +7315,9 @@
       </w:r>
       <w:r>
         <w:rPr>
-          <w:b w:val="true"/>
-          <w:bCs w:val="true"/>
-          <w:color w:val="DE4A1D"/>
+          <w:b/>
+          <w:bCs/>
+          <w:color w:val="DC7D3E"/>
         </w:rPr>
         <w:t xml:space="preserve">Victoria Beard:</w:t>
       </w:r>
@@ -7341,8 +7340,8 @@
       </w:r>
       <w:r>
         <w:rPr>
-          <w:b w:val="true"/>
-          <w:bCs w:val="true"/>
+          <w:b/>
+          <w:bCs/>
           <w:color w:val="583E31"/>
         </w:rPr>
         <w:t xml:space="preserve">Rick Perry:</w:t>
@@ -7366,8 +7365,8 @@
       </w:r>
       <w:r>
         <w:rPr>
-          <w:b w:val="true"/>
-          <w:bCs w:val="true"/>
+          <w:b/>
+          <w:bCs/>
           <w:color w:val="583E31"/>
         </w:rPr>
         <w:t xml:space="preserve">Rick Perry:</w:t>
@@ -7400,8 +7399,8 @@
       </w:r>
       <w:r>
         <w:rPr>
-          <w:b w:val="true"/>
-          <w:bCs w:val="true"/>
+          <w:b/>
+          <w:bCs/>
           <w:color w:val="583E31"/>
         </w:rPr>
         <w:t xml:space="preserve">Rick Perry:</w:t>
@@ -7425,9 +7424,9 @@
       </w:r>
       <w:r>
         <w:rPr>
-          <w:b w:val="true"/>
-          <w:bCs w:val="true"/>
-          <w:color w:val="6600CC"/>
+          <w:b/>
+          <w:bCs/>
+          <w:color w:val="9C5DE1"/>
         </w:rPr>
         <w:t xml:space="preserve">David de Roode:</w:t>
       </w:r>
@@ -7450,9 +7449,9 @@
       </w:r>
       <w:r>
         <w:rPr>
-          <w:b w:val="true"/>
-          <w:bCs w:val="true"/>
-          <w:color w:val="6600CC"/>
+          <w:b/>
+          <w:bCs/>
+          <w:color w:val="9C5DE1"/>
         </w:rPr>
         <w:t xml:space="preserve">David de Roode:</w:t>
       </w:r>
@@ -7484,8 +7483,8 @@
       </w:r>
       <w:r>
         <w:rPr>
-          <w:b w:val="true"/>
-          <w:bCs w:val="true"/>
+          <w:b/>
+          <w:bCs/>
           <w:color w:val="583E31"/>
         </w:rPr>
         <w:t xml:space="preserve">Rick Perry:</w:t>
@@ -7509,8 +7508,8 @@
       </w:r>
       <w:r>
         <w:rPr>
-          <w:b w:val="true"/>
-          <w:bCs w:val="true"/>
+          <w:b/>
+          <w:bCs/>
           <w:color w:val="583E31"/>
         </w:rPr>
         <w:t xml:space="preserve">Rick Perry:</w:t>
@@ -7534,8 +7533,8 @@
       </w:r>
       <w:r>
         <w:rPr>
-          <w:b w:val="true"/>
-          <w:bCs w:val="true"/>
+          <w:b/>
+          <w:bCs/>
           <w:color w:val="583E31"/>
         </w:rPr>
         <w:t xml:space="preserve">Rick Perry:</w:t>
@@ -7568,8 +7567,8 @@
       </w:r>
       <w:r>
         <w:rPr>
-          <w:b w:val="true"/>
-          <w:bCs w:val="true"/>
+          <w:b/>
+          <w:bCs/>
           <w:color w:val="583E31"/>
         </w:rPr>
         <w:t xml:space="preserve">Rick Perry:</w:t>
@@ -7593,8 +7592,8 @@
       </w:r>
       <w:r>
         <w:rPr>
-          <w:b w:val="true"/>
-          <w:bCs w:val="true"/>
+          <w:b/>
+          <w:bCs/>
           <w:color w:val="583E31"/>
         </w:rPr>
         <w:t xml:space="preserve">Rick Perry:</w:t>
@@ -7627,8 +7626,8 @@
       </w:r>
       <w:r>
         <w:rPr>
-          <w:b w:val="true"/>
-          <w:bCs w:val="true"/>
+          <w:b/>
+          <w:bCs/>
           <w:color w:val="583E31"/>
         </w:rPr>
         <w:t xml:space="preserve">Rick Perry:</w:t>
@@ -7652,8 +7651,8 @@
       </w:r>
       <w:r>
         <w:rPr>
-          <w:b w:val="true"/>
-          <w:bCs w:val="true"/>
+          <w:b/>
+          <w:bCs/>
           <w:color w:val="583E31"/>
         </w:rPr>
         <w:t xml:space="preserve">Rick Perry:</w:t>
@@ -7686,8 +7685,8 @@
       </w:r>
       <w:r>
         <w:rPr>
-          <w:b w:val="true"/>
-          <w:bCs w:val="true"/>
+          <w:b/>
+          <w:bCs/>
           <w:color w:val="583E31"/>
         </w:rPr>
         <w:t xml:space="preserve">Rick Perry:</w:t>
@@ -7711,8 +7710,8 @@
       </w:r>
       <w:r>
         <w:rPr>
-          <w:b w:val="true"/>
-          <w:bCs w:val="true"/>
+          <w:b/>
+          <w:bCs/>
           <w:color w:val="583E31"/>
         </w:rPr>
         <w:t xml:space="preserve">Rick Perry:</w:t>
@@ -7736,8 +7735,8 @@
       </w:r>
       <w:r>
         <w:rPr>
-          <w:b w:val="true"/>
-          <w:bCs w:val="true"/>
+          <w:b/>
+          <w:bCs/>
           <w:color w:val="583E31"/>
         </w:rPr>
         <w:t xml:space="preserve">Rick Perry:</w:t>
@@ -7770,9 +7769,9 @@
       </w:r>
       <w:r>
         <w:rPr>
-          <w:b w:val="true"/>
-          <w:bCs w:val="true"/>
-          <w:color w:val="6600CC"/>
+          <w:b/>
+          <w:bCs/>
+          <w:color w:val="9C5DE1"/>
         </w:rPr>
         <w:t xml:space="preserve">David de Roode:</w:t>
       </w:r>
@@ -7795,8 +7794,8 @@
       </w:r>
       <w:r>
         <w:rPr>
-          <w:b w:val="true"/>
-          <w:bCs w:val="true"/>
+          <w:b/>
+          <w:bCs/>
           <w:color w:val="583E31"/>
         </w:rPr>
         <w:t xml:space="preserve">Rick Perry:</w:t>
@@ -7820,8 +7819,8 @@
       </w:r>
       <w:r>
         <w:rPr>
-          <w:b w:val="true"/>
-          <w:bCs w:val="true"/>
+          <w:b/>
+          <w:bCs/>
           <w:color w:val="583E31"/>
         </w:rPr>
         <w:t xml:space="preserve">Rick Perry:</w:t>
@@ -7845,8 +7844,8 @@
       </w:r>
       <w:r>
         <w:rPr>
-          <w:b w:val="true"/>
-          <w:bCs w:val="true"/>
+          <w:b/>
+          <w:bCs/>
           <w:color w:val="583E31"/>
         </w:rPr>
         <w:t xml:space="preserve">Rick Perry:</w:t>
@@ -7879,8 +7878,8 @@
       </w:r>
       <w:r>
         <w:rPr>
-          <w:b w:val="true"/>
-          <w:bCs w:val="true"/>
+          <w:b/>
+          <w:bCs/>
           <w:color w:val="583E31"/>
         </w:rPr>
         <w:t xml:space="preserve">Rick Perry:</w:t>
@@ -7904,8 +7903,8 @@
       </w:r>
       <w:r>
         <w:rPr>
-          <w:b w:val="true"/>
-          <w:bCs w:val="true"/>
+          <w:b/>
+          <w:bCs/>
           <w:color w:val="583E31"/>
         </w:rPr>
         <w:t xml:space="preserve">Rick Perry:</w:t>
@@ -7929,8 +7928,8 @@
       </w:r>
       <w:r>
         <w:rPr>
-          <w:b w:val="true"/>
-          <w:bCs w:val="true"/>
+          <w:b/>
+          <w:bCs/>
           <w:color w:val="583E31"/>
         </w:rPr>
         <w:t xml:space="preserve">Rick Perry:</w:t>
@@ -7963,8 +7962,8 @@
       </w:r>
       <w:r>
         <w:rPr>
-          <w:b w:val="true"/>
-          <w:bCs w:val="true"/>
+          <w:b/>
+          <w:bCs/>
           <w:color w:val="583E31"/>
         </w:rPr>
         <w:t xml:space="preserve">Rick Perry:</w:t>
@@ -7988,8 +7987,8 @@
       </w:r>
       <w:r>
         <w:rPr>
-          <w:b w:val="true"/>
-          <w:bCs w:val="true"/>
+          <w:b/>
+          <w:bCs/>
           <w:color w:val="583E31"/>
         </w:rPr>
         <w:t xml:space="preserve">Rick Perry:</w:t>
@@ -8022,8 +8021,8 @@
       </w:r>
       <w:r>
         <w:rPr>
-          <w:b w:val="true"/>
-          <w:bCs w:val="true"/>
+          <w:b/>
+          <w:bCs/>
           <w:color w:val="583E31"/>
         </w:rPr>
         <w:t xml:space="preserve">Rick Perry:</w:t>
@@ -8056,8 +8055,8 @@
       </w:r>
       <w:r>
         <w:rPr>
-          <w:b w:val="true"/>
-          <w:bCs w:val="true"/>
+          <w:b/>
+          <w:bCs/>
           <w:color w:val="583E31"/>
         </w:rPr>
         <w:t xml:space="preserve">Rick Perry:</w:t>
@@ -8081,9 +8080,9 @@
       </w:r>
       <w:r>
         <w:rPr>
-          <w:b w:val="true"/>
-          <w:bCs w:val="true"/>
-          <w:color w:val="6600CC"/>
+          <w:b/>
+          <w:bCs/>
+          <w:color w:val="9C5DE1"/>
         </w:rPr>
         <w:t xml:space="preserve">David de Roode:</w:t>
       </w:r>
@@ -8106,9 +8105,9 @@
       </w:r>
       <w:r>
         <w:rPr>
-          <w:b w:val="true"/>
-          <w:bCs w:val="true"/>
-          <w:color w:val="6600CC"/>
+          <w:b/>
+          <w:bCs/>
+          <w:color w:val="9C5DE1"/>
         </w:rPr>
         <w:t xml:space="preserve">David de Roode:</w:t>
       </w:r>
@@ -8131,8 +8130,8 @@
       </w:r>
       <w:r>
         <w:rPr>
-          <w:b w:val="true"/>
-          <w:bCs w:val="true"/>
+          <w:b/>
+          <w:bCs/>
           <w:color w:val="583E31"/>
         </w:rPr>
         <w:t xml:space="preserve">Rick Perry:</w:t>
@@ -8156,9 +8155,9 @@
       </w:r>
       <w:r>
         <w:rPr>
-          <w:b w:val="true"/>
-          <w:bCs w:val="true"/>
-          <w:color w:val="DE4A1D"/>
+          <w:b/>
+          <w:bCs/>
+          <w:color w:val="DC7D3E"/>
         </w:rPr>
         <w:t xml:space="preserve">Victoria Beard:</w:t>
       </w:r>
@@ -8181,8 +8180,8 @@
       </w:r>
       <w:r>
         <w:rPr>
-          <w:b w:val="true"/>
-          <w:bCs w:val="true"/>
+          <w:b/>
+          <w:bCs/>
           <w:color w:val="583E31"/>
         </w:rPr>
         <w:t xml:space="preserve">Rick Perry:</w:t>
@@ -8206,9 +8205,9 @@
       </w:r>
       <w:r>
         <w:rPr>
-          <w:b w:val="true"/>
-          <w:bCs w:val="true"/>
-          <w:color w:val="DE4A1D"/>
+          <w:b/>
+          <w:bCs/>
+          <w:color w:val="DC7D3E"/>
         </w:rPr>
         <w:t xml:space="preserve">Victoria Beard:</w:t>
       </w:r>
@@ -8231,8 +8230,8 @@
       </w:r>
       <w:r>
         <w:rPr>
-          <w:b w:val="true"/>
-          <w:bCs w:val="true"/>
+          <w:b/>
+          <w:bCs/>
           <w:color w:val="583E31"/>
         </w:rPr>
         <w:t xml:space="preserve">Rick Perry:</w:t>
@@ -8256,9 +8255,9 @@
       </w:r>
       <w:r>
         <w:rPr>
-          <w:b w:val="true"/>
-          <w:bCs w:val="true"/>
-          <w:color w:val="6600CC"/>
+          <w:b/>
+          <w:bCs/>
+          <w:color w:val="9C5DE1"/>
         </w:rPr>
         <w:t xml:space="preserve">David de Roode:</w:t>
       </w:r>
@@ -8290,9 +8289,9 @@
       </w:r>
       <w:r>
         <w:rPr>
-          <w:b w:val="true"/>
-          <w:bCs w:val="true"/>
-          <w:color w:val="6600CC"/>
+          <w:b/>
+          <w:bCs/>
+          <w:color w:val="9C5DE1"/>
         </w:rPr>
         <w:t xml:space="preserve">David de Roode:</w:t>
       </w:r>
@@ -8315,8 +8314,8 @@
       </w:r>
       <w:r>
         <w:rPr>
-          <w:b w:val="true"/>
-          <w:bCs w:val="true"/>
+          <w:b/>
+          <w:bCs/>
           <w:color w:val="583E31"/>
         </w:rPr>
         <w:t xml:space="preserve">Rick Perry:</w:t>
@@ -8340,8 +8339,8 @@
       </w:r>
       <w:r>
         <w:rPr>
-          <w:b w:val="true"/>
-          <w:bCs w:val="true"/>
+          <w:b/>
+          <w:bCs/>
           <w:color w:val="583E31"/>
         </w:rPr>
         <w:t xml:space="preserve">Rick Perry:</w:t>
@@ -8374,8 +8373,8 @@
       </w:r>
       <w:r>
         <w:rPr>
-          <w:b w:val="true"/>
-          <w:bCs w:val="true"/>
+          <w:b/>
+          <w:bCs/>
           <w:color w:val="583E31"/>
         </w:rPr>
         <w:t xml:space="preserve">Rick Perry:</w:t>
@@ -8399,9 +8398,9 @@
       </w:r>
       <w:r>
         <w:rPr>
-          <w:b w:val="true"/>
-          <w:bCs w:val="true"/>
-          <w:color w:val="6600CC"/>
+          <w:b/>
+          <w:bCs/>
+          <w:color w:val="9C5DE1"/>
         </w:rPr>
         <w:t xml:space="preserve">David de Roode:</w:t>
       </w:r>
@@ -8424,8 +8423,8 @@
       </w:r>
       <w:r>
         <w:rPr>
-          <w:b w:val="true"/>
-          <w:bCs w:val="true"/>
+          <w:b/>
+          <w:bCs/>
           <w:color w:val="583E31"/>
         </w:rPr>
         <w:t xml:space="preserve">Rick Perry:</w:t>
@@ -8436,13 +8435,53 @@
     </w:p>
     <w:sectPr>
       <w:pgSz w:w="11906" w:h="16838" w:orient="portrait"/>
-      <w:pgMar w:top="1440" w:right="1440" w:bottom="1440" w:left="1440" w:header="708" w:footer="708" w:gutter="0" w:mirrorMargins="false"/>
-      <w:cols w:space="708" w:num="1" w:sep="false"/>
+      <w:pgMar w:top="1440" w:right="1440" w:bottom="1440" w:left="1440" w:header="708" w:footer="708" w:gutter="0"/>
+      <w:pgNumType/>
       <w:docGrid w:linePitch="360"/>
-      <w:pgNumType/>
     </w:sectPr>
   </w:body>
 </w:document>
+</file>
+
+<file path=word/comments.xml><?xml version="1.0" encoding="utf-8"?>
+<w:comments xmlns:cx="http://schemas.microsoft.com/office/drawing/2014/chartex" xmlns:cx1="http://schemas.microsoft.com/office/drawing/2015/9/8/chartex" xmlns:cx2="http://schemas.microsoft.com/office/drawing/2015/10/21/chartex" xmlns:cx3="http://schemas.microsoft.com/office/drawing/2016/5/9/chartex" xmlns:cx4="http://schemas.microsoft.com/office/drawing/2016/5/10/chartex" xmlns:cx5="http://schemas.microsoft.com/office/drawing/2016/5/11/chartex" xmlns:cx6="http://schemas.microsoft.com/office/drawing/2016/5/12/chartex" xmlns:cx7="http://schemas.microsoft.com/office/drawing/2016/5/13/chartex" xmlns:cx8="http://schemas.microsoft.com/office/drawing/2016/5/14/chartex" xmlns:mc="http://schemas.openxmlformats.org/markup-compatibility/2006" xmlns:aink="http://schemas.microsoft.com/office/drawing/2016/ink" xmlns:am3d="http://schemas.microsoft.com/office/drawing/2017/model3d" xmlns:o="urn:schemas-microsoft-com:office:office" xmlns:r="http://schemas.openxmlformats.org/officeDocument/2006/relationships" xmlns:m="http://schemas.openxmlformats.org/officeDocument/2006/math" xmlns:v="urn:schemas-microsoft-com:vml" xmlns:wp14="http://schemas.microsoft.com/office/word/2010/wordprocessingDrawing" xmlns:wp="http://schemas.openxmlformats.org/drawingml/2006/wordprocessingDrawing" xmlns:w10="urn:schemas-microsoft-com:office:word" xmlns:w="http://schemas.openxmlformats.org/wordprocessingml/2006/main" xmlns:w14="http://schemas.microsoft.com/office/word/2010/wordml" xmlns:w15="http://schemas.microsoft.com/office/word/2012/wordml" xmlns:w16cex="http://schemas.microsoft.com/office/word/2018/wordml/cex" xmlns:w16cid="http://schemas.microsoft.com/office/word/2016/wordml/cid" xmlns:w16="http://schemas.microsoft.com/office/word/2018/wordml" xmlns:w16sdtdh="http://schemas.microsoft.com/office/word/2020/wordml/sdtdatahash" xmlns:w16se="http://schemas.microsoft.com/office/word/2015/wordml/symex" xmlns:wpg="http://schemas.microsoft.com/office/word/2010/wordprocessingGroup" xmlns:wpi="http://schemas.microsoft.com/office/word/2010/wordprocessingInk" xmlns:wne="http://schemas.microsoft.com/office/word/2006/wordml" xmlns:wps="http://schemas.microsoft.com/office/word/2010/wordprocessingShape"/>
+</file>
+
+<file path=word/endnotes.xml><?xml version="1.0" encoding="utf-8"?>
+<w:endnotes xmlns:wpc="http://schemas.microsoft.com/office/word/2010/wordprocessingCanvas" xmlns:mc="http://schemas.openxmlformats.org/markup-compatibility/2006" xmlns:o="urn:schemas-microsoft-com:office:office" xmlns:r="http://schemas.openxmlformats.org/officeDocument/2006/relationships" xmlns:m="http://schemas.openxmlformats.org/officeDocument/2006/math" xmlns:v="urn:schemas-microsoft-com:vml" xmlns:wp14="http://schemas.microsoft.com/office/word/2010/wordprocessingDrawing" xmlns:wp="http://schemas.openxmlformats.org/drawingml/2006/wordprocessingDrawing" xmlns:w10="urn:schemas-microsoft-com:office:word" xmlns:w="http://schemas.openxmlformats.org/wordprocessingml/2006/main" xmlns:w14="http://schemas.microsoft.com/office/word/2010/wordml" xmlns:w15="http://schemas.microsoft.com/office/word/2012/wordml" xmlns:wpg="http://schemas.microsoft.com/office/word/2010/wordprocessingGroup" xmlns:wpi="http://schemas.microsoft.com/office/word/2010/wordprocessingInk" xmlns:wne="http://schemas.microsoft.com/office/word/2006/wordml" xmlns:wps="http://schemas.microsoft.com/office/word/2010/wordprocessingShape" mc:Ignorable="w14 w15 wp14">
+  <w:endnote w:type="separator" w:id="-1">
+    <w:p>
+      <w:pPr>
+        <w:spacing w:after="0" w:line="240" w:lineRule="auto"/>
+      </w:pPr>
+      <w:r>
+        <w:rPr>
+          <w:rStyle w:val="EndnoteReference"/>
+        </w:rPr>
+        <w:endnoteRef/>
+      </w:r>
+      <w:r>
+        <w:separator/>
+      </w:r>
+    </w:p>
+  </w:endnote>
+  <w:endnote w:type="continuationSeparator" w:id="0">
+    <w:p>
+      <w:pPr>
+        <w:spacing w:after="0" w:line="240" w:lineRule="auto"/>
+      </w:pPr>
+      <w:r>
+        <w:rPr>
+          <w:rStyle w:val="EndnoteReference"/>
+        </w:rPr>
+        <w:endnoteRef/>
+      </w:r>
+      <w:r>
+        <w:continuationSeparator/>
+      </w:r>
+    </w:p>
+  </w:endnote>
+</w:endnotes>
 </file>
 
 <file path=word/footnotes.xml><?xml version="1.0" encoding="utf-8"?>
@@ -8484,92 +8523,92 @@
 
 <file path=word/numbering.xml><?xml version="1.0" encoding="utf-8"?>
 <w:numbering xmlns:wpc="http://schemas.microsoft.com/office/word/2010/wordprocessingCanvas" xmlns:mc="http://schemas.openxmlformats.org/markup-compatibility/2006" xmlns:o="urn:schemas-microsoft-com:office:office" xmlns:r="http://schemas.openxmlformats.org/officeDocument/2006/relationships" xmlns:m="http://schemas.openxmlformats.org/officeDocument/2006/math" xmlns:v="urn:schemas-microsoft-com:vml" xmlns:wp14="http://schemas.microsoft.com/office/word/2010/wordprocessingDrawing" xmlns:wp="http://schemas.openxmlformats.org/drawingml/2006/wordprocessingDrawing" xmlns:w10="urn:schemas-microsoft-com:office:word" xmlns:w="http://schemas.openxmlformats.org/wordprocessingml/2006/main" xmlns:w14="http://schemas.microsoft.com/office/word/2010/wordml" xmlns:w15="http://schemas.microsoft.com/office/word/2012/wordml" xmlns:wpg="http://schemas.microsoft.com/office/word/2010/wordprocessingGroup" xmlns:wpi="http://schemas.microsoft.com/office/word/2010/wordprocessingInk" xmlns:wne="http://schemas.microsoft.com/office/word/2006/wordml" xmlns:wps="http://schemas.microsoft.com/office/word/2010/wordprocessingShape" mc:Ignorable="w14 w15 wp14">
-  <w:abstractNum w:abstractNumId="0" w15:restartNumberingAfterBreak="0">
+  <w:abstractNum w:abstractNumId="1" w15:restartNumberingAfterBreak="0">
     <w:multiLevelType w:val="hybridMultilevel"/>
     <w:lvl w:ilvl="0" w15:tentative="1">
       <w:start w:val="1"/>
-      <w:lvlJc w:val="left"/>
       <w:numFmt w:val="bullet"/>
       <w:lvlText w:val="●"/>
+      <w:lvlJc w:val="left"/>
       <w:pPr>
         <w:ind w:left="720" w:hanging="360"/>
       </w:pPr>
     </w:lvl>
     <w:lvl w:ilvl="1" w15:tentative="1">
       <w:start w:val="1"/>
-      <w:lvlJc w:val="left"/>
       <w:numFmt w:val="bullet"/>
       <w:lvlText w:val="○"/>
+      <w:lvlJc w:val="left"/>
       <w:pPr>
         <w:ind w:left="1440" w:hanging="360"/>
       </w:pPr>
     </w:lvl>
     <w:lvl w:ilvl="2" w15:tentative="1">
       <w:start w:val="1"/>
-      <w:lvlJc w:val="left"/>
       <w:numFmt w:val="bullet"/>
       <w:lvlText w:val="■"/>
+      <w:lvlJc w:val="left"/>
       <w:pPr>
         <w:ind w:left="2160" w:hanging="360"/>
       </w:pPr>
     </w:lvl>
     <w:lvl w:ilvl="3" w15:tentative="1">
       <w:start w:val="1"/>
-      <w:lvlJc w:val="left"/>
       <w:numFmt w:val="bullet"/>
       <w:lvlText w:val="●"/>
+      <w:lvlJc w:val="left"/>
       <w:pPr>
         <w:ind w:left="2880" w:hanging="360"/>
       </w:pPr>
     </w:lvl>
     <w:lvl w:ilvl="4" w15:tentative="1">
       <w:start w:val="1"/>
-      <w:lvlJc w:val="left"/>
       <w:numFmt w:val="bullet"/>
       <w:lvlText w:val="○"/>
+      <w:lvlJc w:val="left"/>
       <w:pPr>
         <w:ind w:left="3600" w:hanging="360"/>
       </w:pPr>
     </w:lvl>
     <w:lvl w:ilvl="5" w15:tentative="1">
       <w:start w:val="1"/>
-      <w:lvlJc w:val="left"/>
       <w:numFmt w:val="bullet"/>
       <w:lvlText w:val="■"/>
+      <w:lvlJc w:val="left"/>
       <w:pPr>
         <w:ind w:left="4320" w:hanging="360"/>
       </w:pPr>
     </w:lvl>
     <w:lvl w:ilvl="6" w15:tentative="1">
       <w:start w:val="1"/>
-      <w:lvlJc w:val="left"/>
       <w:numFmt w:val="bullet"/>
       <w:lvlText w:val="●"/>
+      <w:lvlJc w:val="left"/>
       <w:pPr>
         <w:ind w:left="5040" w:hanging="360"/>
       </w:pPr>
     </w:lvl>
     <w:lvl w:ilvl="7" w15:tentative="1">
       <w:start w:val="1"/>
-      <w:lvlJc w:val="left"/>
       <w:numFmt w:val="bullet"/>
       <w:lvlText w:val="●"/>
+      <w:lvlJc w:val="left"/>
       <w:pPr>
         <w:ind w:left="5760" w:hanging="360"/>
       </w:pPr>
     </w:lvl>
     <w:lvl w:ilvl="8" w15:tentative="1">
       <w:start w:val="1"/>
-      <w:lvlJc w:val="left"/>
       <w:numFmt w:val="bullet"/>
       <w:lvlText w:val="●"/>
+      <w:lvlJc w:val="left"/>
       <w:pPr>
         <w:ind w:left="6480" w:hanging="360"/>
       </w:pPr>
     </w:lvl>
   </w:abstractNum>
-  <w:num w:numId="0">
-    <w:abstractNumId w:val="0"/>
+  <w:num w:numId="1">
+    <w:abstractNumId w:val="1"/>
     <w:lvlOverride w:ilvl="0">
       <w:startOverride w:val="1"/>
     </w:lvlOverride>
@@ -8585,94 +8624,94 @@
   </w:docDefaults>
   <w:style w:type="paragraph" w:styleId="Title">
     <w:name w:val="Title"/>
+    <w:basedOn w:val="Normal"/>
+    <w:next w:val="Normal"/>
+    <w:qFormat/>
     <w:pPr>
       <w:spacing w:after="260"/>
     </w:pPr>
     <w:rPr>
-      <w:b w:val="true"/>
-      <w:bCs w:val="true"/>
+      <w:b/>
+      <w:bCs/>
       <w:sz w:val="56"/>
       <w:szCs w:val="56"/>
     </w:rPr>
+  </w:style>
+  <w:style w:type="paragraph" w:styleId="Heading1">
+    <w:name w:val="Heading 1"/>
     <w:basedOn w:val="Normal"/>
     <w:next w:val="Normal"/>
     <w:qFormat/>
-  </w:style>
-  <w:style w:type="paragraph" w:styleId="Heading1">
-    <w:name w:val="Heading 1"/>
     <w:pPr>
-      <w:spacing w:before="120" w:after="260"/>
+      <w:spacing w:after="260" w:before="120"/>
     </w:pPr>
     <w:rPr>
-      <w:b w:val="true"/>
-      <w:bCs w:val="true"/>
+      <w:b/>
+      <w:bCs/>
       <w:sz w:val="48"/>
       <w:szCs w:val="48"/>
     </w:rPr>
+  </w:style>
+  <w:style w:type="paragraph" w:styleId="Heading2">
+    <w:name w:val="Heading 2"/>
     <w:basedOn w:val="Normal"/>
     <w:next w:val="Normal"/>
     <w:qFormat/>
-  </w:style>
-  <w:style w:type="paragraph" w:styleId="Heading2">
-    <w:name w:val="Heading 2"/>
     <w:rPr>
       <w:color w:val="2E74B5"/>
       <w:sz w:val="26"/>
       <w:szCs w:val="26"/>
     </w:rPr>
+  </w:style>
+  <w:style w:type="paragraph" w:styleId="Heading3">
+    <w:name w:val="Heading 3"/>
     <w:basedOn w:val="Normal"/>
     <w:next w:val="Normal"/>
     <w:qFormat/>
-  </w:style>
-  <w:style w:type="paragraph" w:styleId="Heading3">
-    <w:name w:val="Heading 3"/>
     <w:rPr>
       <w:color w:val="1F4D78"/>
       <w:sz w:val="24"/>
       <w:szCs w:val="24"/>
     </w:rPr>
+  </w:style>
+  <w:style w:type="paragraph" w:styleId="Heading4">
+    <w:name w:val="Heading 4"/>
     <w:basedOn w:val="Normal"/>
     <w:next w:val="Normal"/>
     <w:qFormat/>
-  </w:style>
-  <w:style w:type="paragraph" w:styleId="Heading4">
-    <w:name w:val="Heading 4"/>
     <w:rPr>
-      <w:i w:val="true"/>
-      <w:iCs w:val="true"/>
+      <w:i/>
+      <w:iCs/>
       <w:color w:val="2E74B5"/>
     </w:rPr>
+  </w:style>
+  <w:style w:type="paragraph" w:styleId="Heading5">
+    <w:name w:val="Heading 5"/>
     <w:basedOn w:val="Normal"/>
     <w:next w:val="Normal"/>
     <w:qFormat/>
-  </w:style>
-  <w:style w:type="paragraph" w:styleId="Heading5">
-    <w:name w:val="Heading 5"/>
     <w:rPr>
       <w:color w:val="2E74B5"/>
     </w:rPr>
+  </w:style>
+  <w:style w:type="paragraph" w:styleId="Heading6">
+    <w:name w:val="Heading 6"/>
     <w:basedOn w:val="Normal"/>
     <w:next w:val="Normal"/>
     <w:qFormat/>
-  </w:style>
-  <w:style w:type="paragraph" w:styleId="Heading6">
-    <w:name w:val="Heading 6"/>
     <w:rPr>
       <w:color w:val="1F4D78"/>
     </w:rPr>
+  </w:style>
+  <w:style w:type="paragraph" w:styleId="Strong">
+    <w:name w:val="Strong"/>
     <w:basedOn w:val="Normal"/>
     <w:next w:val="Normal"/>
     <w:qFormat/>
-  </w:style>
-  <w:style w:type="paragraph" w:styleId="Strong">
-    <w:name w:val="Strong"/>
     <w:rPr>
-      <w:b w:val="true"/>
-      <w:bCs w:val="true"/>
+      <w:b/>
+      <w:bCs/>
     </w:rPr>
-    <w:basedOn w:val="Normal"/>
-    <w:next w:val="Normal"/>
-    <w:qFormat/>
   </w:style>
   <w:style w:type="paragraph" w:styleId="ListParagraph">
     <w:name w:val="List Paragraph"/>
@@ -8681,26 +8720,31 @@
   </w:style>
   <w:style w:type="character" w:styleId="Hyperlink">
     <w:name w:val="Hyperlink"/>
-    <w:rPr>
-      <w:u w:val="single"/>
-      <w:color w:val="0563C1"/>
-    </w:rPr>
+    <w:basedOn w:val="DefaultParagraphFont"/>
     <w:uiPriority w:val="99"/>
     <w:unhideWhenUsed/>
-    <w:basedOn w:val="DefaultParagraphFont"/>
+    <w:rPr>
+      <w:color w:val="0563C1"/>
+      <w:u w:val="single"/>
+    </w:rPr>
   </w:style>
   <w:style w:type="character" w:styleId="FootnoteReference">
     <w:name w:val="footnote reference"/>
+    <w:basedOn w:val="DefaultParagraphFont"/>
+    <w:uiPriority w:val="99"/>
+    <w:semiHidden/>
+    <w:unhideWhenUsed/>
     <w:rPr>
       <w:vertAlign w:val="superscript"/>
     </w:rPr>
-    <w:uiPriority w:val="99"/>
-    <w:unhideWhenUsed/>
-    <w:basedOn w:val="DefaultParagraphFont"/>
-    <w:semiHidden/>
   </w:style>
   <w:style w:type="paragraph" w:styleId="FootnoteText">
     <w:name w:val="footnote text"/>
+    <w:basedOn w:val="Normal"/>
+    <w:link w:val="FootnoteTextChar"/>
+    <w:uiPriority w:val="99"/>
+    <w:semiHidden/>
+    <w:unhideWhenUsed/>
     <w:pPr>
       <w:spacing w:after="0" w:line="240" w:lineRule="auto"/>
     </w:pPr>
@@ -8708,23 +8752,55 @@
       <w:sz w:val="20"/>
       <w:szCs w:val="20"/>
     </w:rPr>
-    <w:basedOn w:val="Normal"/>
-    <w:link w:val="FootnoteTextChar"/>
-    <w:semiHidden/>
-    <w:uiPriority w:val="99"/>
-    <w:unhideWhenUsed/>
   </w:style>
   <w:style w:type="character" w:styleId="FootnoteTextChar">
     <w:name w:val="Footnote Text Char"/>
+    <w:basedOn w:val="DefaultParagraphFont"/>
+    <w:link w:val="FootnoteText"/>
+    <w:uiPriority w:val="99"/>
+    <w:semiHidden/>
+    <w:unhideWhenUsed/>
     <w:rPr>
       <w:sz w:val="20"/>
       <w:szCs w:val="20"/>
     </w:rPr>
+  </w:style>
+  <w:style w:type="character" w:styleId="EndnoteReference">
+    <w:name w:val="endnote reference"/>
+    <w:basedOn w:val="DefaultParagraphFont"/>
     <w:uiPriority w:val="99"/>
+    <w:semiHidden/>
     <w:unhideWhenUsed/>
+    <w:rPr>
+      <w:vertAlign w:val="superscript"/>
+    </w:rPr>
+  </w:style>
+  <w:style w:type="paragraph" w:styleId="EndnoteText">
+    <w:name w:val="endnote text"/>
+    <w:basedOn w:val="Normal"/>
+    <w:link w:val="EndnoteTextChar"/>
+    <w:uiPriority w:val="99"/>
+    <w:semiHidden/>
+    <w:unhideWhenUsed/>
+    <w:pPr>
+      <w:spacing w:after="0" w:line="240" w:lineRule="auto"/>
+    </w:pPr>
+    <w:rPr>
+      <w:sz w:val="20"/>
+      <w:szCs w:val="20"/>
+    </w:rPr>
+  </w:style>
+  <w:style w:type="character" w:styleId="EndnoteTextChar">
+    <w:name w:val="Endnote Text Char"/>
     <w:basedOn w:val="DefaultParagraphFont"/>
-    <w:link w:val="FootnoteText"/>
+    <w:link w:val="EndnoteText"/>
+    <w:uiPriority w:val="99"/>
     <w:semiHidden/>
+    <w:unhideWhenUsed/>
+    <w:rPr>
+      <w:sz w:val="20"/>
+      <w:szCs w:val="20"/>
+    </w:rPr>
   </w:style>
   <w:style w:type="paragraph" w:styleId="script">
     <w:name w:val="Script"/>
@@ -8737,278 +8813,4 @@
     </w:rPr>
   </w:style>
 </w:styles>
-</file>
-
-<file path=customXml/item1.xml><?xml version="1.0" encoding="utf-8"?>
-<ct:contentTypeSchema xmlns:ct="http://schemas.microsoft.com/office/2006/metadata/contentType" xmlns:ma="http://schemas.microsoft.com/office/2006/metadata/properties/metaAttributes" ct:_="" ma:_="" ma:contentTypeName="Document" ma:contentTypeID="0x0101009FA1A6C12D5787448B6C6587D08F2965" ma:contentTypeVersion="16" ma:contentTypeDescription="Create a new document." ma:contentTypeScope="" ma:versionID="f761e0c469cfbaff44f5778f0037afbe">
-  <xsd:schema xmlns:xsd="http://www.w3.org/2001/XMLSchema" xmlns:xs="http://www.w3.org/2001/XMLSchema" xmlns:p="http://schemas.microsoft.com/office/2006/metadata/properties" xmlns:ns2="3352e729-ef3a-4ad2-a915-07867a2cbda9" xmlns:ns3="afa60c69-e8fd-4ab1-8c56-0fe28cc4c33c" targetNamespace="http://schemas.microsoft.com/office/2006/metadata/properties" ma:root="true" ma:fieldsID="4112f99f01cfafd8b48e38df3bf566de" ns2:_="" ns3:_="">
-    <xsd:import namespace="3352e729-ef3a-4ad2-a915-07867a2cbda9"/>
-    <xsd:import namespace="afa60c69-e8fd-4ab1-8c56-0fe28cc4c33c"/>
-    <xsd:element name="properties">
-      <xsd:complexType>
-        <xsd:sequence>
-          <xsd:element name="documentManagement">
-            <xsd:complexType>
-              <xsd:all>
-                <xsd:element ref="ns2:SharedWithUsers" minOccurs="0"/>
-                <xsd:element ref="ns2:SharedWithDetails" minOccurs="0"/>
-                <xsd:element ref="ns3:MediaServiceMetadata" minOccurs="0"/>
-                <xsd:element ref="ns3:MediaServiceFastMetadata" minOccurs="0"/>
-                <xsd:element ref="ns3:lcf76f155ced4ddcb4097134ff3c332f" minOccurs="0"/>
-                <xsd:element ref="ns2:TaxCatchAll" minOccurs="0"/>
-                <xsd:element ref="ns3:MediaServiceGenerationTime" minOccurs="0"/>
-                <xsd:element ref="ns3:MediaServiceEventHashCode" minOccurs="0"/>
-                <xsd:element ref="ns3:MediaServiceOCR" minOccurs="0"/>
-                <xsd:element ref="ns3:MediaServiceDateTaken" minOccurs="0"/>
-                <xsd:element ref="ns3:MediaLengthInSeconds" minOccurs="0"/>
-                <xsd:element ref="ns3:MediaServiceObjectDetectorVersions" minOccurs="0"/>
-                <xsd:element ref="ns3:MediaServiceLocation" minOccurs="0"/>
-                <xsd:element ref="ns3:Ready" minOccurs="0"/>
-                <xsd:element ref="ns3:MediaServiceSearchProperties" minOccurs="0"/>
-              </xsd:all>
-            </xsd:complexType>
-          </xsd:element>
-        </xsd:sequence>
-      </xsd:complexType>
-    </xsd:element>
-  </xsd:schema>
-  <xsd:schema xmlns:xsd="http://www.w3.org/2001/XMLSchema" xmlns:xs="http://www.w3.org/2001/XMLSchema" xmlns:dms="http://schemas.microsoft.com/office/2006/documentManagement/types" xmlns:pc="http://schemas.microsoft.com/office/infopath/2007/PartnerControls" targetNamespace="3352e729-ef3a-4ad2-a915-07867a2cbda9" elementFormDefault="qualified">
-    <xsd:import namespace="http://schemas.microsoft.com/office/2006/documentManagement/types"/>
-    <xsd:import namespace="http://schemas.microsoft.com/office/infopath/2007/PartnerControls"/>
-    <xsd:element name="SharedWithUsers" ma:index="8" nillable="true" ma:displayName="Shared With" ma:internalName="SharedWithUsers" ma:readOnly="true">
-      <xsd:complexType>
-        <xsd:complexContent>
-          <xsd:extension base="dms:UserMulti">
-            <xsd:sequence>
-              <xsd:element name="UserInfo" minOccurs="0" maxOccurs="unbounded">
-                <xsd:complexType>
-                  <xsd:sequence>
-                    <xsd:element name="DisplayName" type="xsd:string" minOccurs="0"/>
-                    <xsd:element name="AccountId" type="dms:UserId" minOccurs="0" nillable="true"/>
-                    <xsd:element name="AccountType" type="xsd:string" minOccurs="0"/>
-                  </xsd:sequence>
-                </xsd:complexType>
-              </xsd:element>
-            </xsd:sequence>
-          </xsd:extension>
-        </xsd:complexContent>
-      </xsd:complexType>
-    </xsd:element>
-    <xsd:element name="SharedWithDetails" ma:index="9" nillable="true" ma:displayName="Shared With Details" ma:internalName="SharedWithDetails" ma:readOnly="true">
-      <xsd:simpleType>
-        <xsd:restriction base="dms:Note">
-          <xsd:maxLength value="255"/>
-        </xsd:restriction>
-      </xsd:simpleType>
-    </xsd:element>
-    <xsd:element name="TaxCatchAll" ma:index="14" nillable="true" ma:displayName="Taxonomy Catch All Column" ma:hidden="true" ma:list="{de49db0c-00f2-4bfe-9211-f25992e9014c}" ma:internalName="TaxCatchAll" ma:showField="CatchAllData" ma:web="3352e729-ef3a-4ad2-a915-07867a2cbda9">
-      <xsd:complexType>
-        <xsd:complexContent>
-          <xsd:extension base="dms:MultiChoiceLookup">
-            <xsd:sequence>
-              <xsd:element name="Value" type="dms:Lookup" maxOccurs="unbounded" minOccurs="0" nillable="true"/>
-            </xsd:sequence>
-          </xsd:extension>
-        </xsd:complexContent>
-      </xsd:complexType>
-    </xsd:element>
-  </xsd:schema>
-  <xsd:schema xmlns:xsd="http://www.w3.org/2001/XMLSchema" xmlns:xs="http://www.w3.org/2001/XMLSchema" xmlns:dms="http://schemas.microsoft.com/office/2006/documentManagement/types" xmlns:pc="http://schemas.microsoft.com/office/infopath/2007/PartnerControls" targetNamespace="afa60c69-e8fd-4ab1-8c56-0fe28cc4c33c" elementFormDefault="qualified">
-    <xsd:import namespace="http://schemas.microsoft.com/office/2006/documentManagement/types"/>
-    <xsd:import namespace="http://schemas.microsoft.com/office/infopath/2007/PartnerControls"/>
-    <xsd:element name="MediaServiceMetadata" ma:index="10" nillable="true" ma:displayName="MediaServiceMetadata" ma:hidden="true" ma:internalName="MediaServiceMetadata" ma:readOnly="true">
-      <xsd:simpleType>
-        <xsd:restriction base="dms:Note"/>
-      </xsd:simpleType>
-    </xsd:element>
-    <xsd:element name="MediaServiceFastMetadata" ma:index="11" nillable="true" ma:displayName="MediaServiceFastMetadata" ma:hidden="true" ma:internalName="MediaServiceFastMetadata" ma:readOnly="true">
-      <xsd:simpleType>
-        <xsd:restriction base="dms:Note"/>
-      </xsd:simpleType>
-    </xsd:element>
-    <xsd:element name="lcf76f155ced4ddcb4097134ff3c332f" ma:index="13" nillable="true" ma:taxonomy="true" ma:internalName="lcf76f155ced4ddcb4097134ff3c332f" ma:taxonomyFieldName="MediaServiceImageTags" ma:displayName="Image Tags" ma:readOnly="false" ma:fieldId="{5cf76f15-5ced-4ddc-b409-7134ff3c332f}" ma:taxonomyMulti="true" ma:sspId="58c5ea09-abb6-4116-bc0f-a41c80660e17" ma:termSetId="09814cd3-568e-fe90-9814-8d621ff8fb84" ma:anchorId="fba54fb3-c3e1-fe81-a776-ca4b69148c4d" ma:open="true" ma:isKeyword="false">
-      <xsd:complexType>
-        <xsd:sequence>
-          <xsd:element ref="pc:Terms" minOccurs="0" maxOccurs="1"/>
-        </xsd:sequence>
-      </xsd:complexType>
-    </xsd:element>
-    <xsd:element name="MediaServiceGenerationTime" ma:index="15" nillable="true" ma:displayName="MediaServiceGenerationTime" ma:hidden="true" ma:internalName="MediaServiceGenerationTime" ma:readOnly="true">
-      <xsd:simpleType>
-        <xsd:restriction base="dms:Text"/>
-      </xsd:simpleType>
-    </xsd:element>
-    <xsd:element name="MediaServiceEventHashCode" ma:index="16" nillable="true" ma:displayName="MediaServiceEventHashCode" ma:hidden="true" ma:internalName="MediaServiceEventHashCode" ma:readOnly="true">
-      <xsd:simpleType>
-        <xsd:restriction base="dms:Text"/>
-      </xsd:simpleType>
-    </xsd:element>
-    <xsd:element name="MediaServiceOCR" ma:index="17" nillable="true" ma:displayName="Extracted Text" ma:internalName="MediaServiceOCR" ma:readOnly="true">
-      <xsd:simpleType>
-        <xsd:restriction base="dms:Note">
-          <xsd:maxLength value="255"/>
-        </xsd:restriction>
-      </xsd:simpleType>
-    </xsd:element>
-    <xsd:element name="MediaServiceDateTaken" ma:index="18" nillable="true" ma:displayName="MediaServiceDateTaken" ma:hidden="true" ma:indexed="true" ma:internalName="MediaServiceDateTaken" ma:readOnly="true">
-      <xsd:simpleType>
-        <xsd:restriction base="dms:Text"/>
-      </xsd:simpleType>
-    </xsd:element>
-    <xsd:element name="MediaLengthInSeconds" ma:index="19" nillable="true" ma:displayName="MediaLengthInSeconds" ma:hidden="true" ma:internalName="MediaLengthInSeconds" ma:readOnly="true">
-      <xsd:simpleType>
-        <xsd:restriction base="dms:Unknown"/>
-      </xsd:simpleType>
-    </xsd:element>
-    <xsd:element name="MediaServiceObjectDetectorVersions" ma:index="20" nillable="true" ma:displayName="MediaServiceObjectDetectorVersions" ma:hidden="true" ma:indexed="true" ma:internalName="MediaServiceObjectDetectorVersions" ma:readOnly="true">
-      <xsd:simpleType>
-        <xsd:restriction base="dms:Text"/>
-      </xsd:simpleType>
-    </xsd:element>
-    <xsd:element name="MediaServiceLocation" ma:index="21" nillable="true" ma:displayName="Location" ma:indexed="true" ma:internalName="MediaServiceLocation" ma:readOnly="true">
-      <xsd:simpleType>
-        <xsd:restriction base="dms:Text"/>
-      </xsd:simpleType>
-    </xsd:element>
-    <xsd:element name="Ready" ma:index="22" nillable="true" ma:displayName="Ready" ma:default="1" ma:description="Ready to create PDF" ma:format="Dropdown" ma:internalName="Ready">
-      <xsd:simpleType>
-        <xsd:restriction base="dms:Boolean"/>
-      </xsd:simpleType>
-    </xsd:element>
-    <xsd:element name="MediaServiceSearchProperties" ma:index="23" nillable="true" ma:displayName="MediaServiceSearchProperties" ma:hidden="true" ma:internalName="MediaServiceSearchProperties" ma:readOnly="true">
-      <xsd:simpleType>
-        <xsd:restriction base="dms:Note"/>
-      </xsd:simpleType>
-    </xsd:element>
-  </xsd:schema>
-  <xsd:schema xmlns="http://schemas.openxmlformats.org/package/2006/metadata/core-properties" xmlns:xsd="http://www.w3.org/2001/XMLSchema" xmlns:xsi="http://www.w3.org/2001/XMLSchema-instance" xmlns:dc="http://purl.org/dc/elements/1.1/" xmlns:dcterms="http://purl.org/dc/terms/" xmlns:odoc="http://schemas.microsoft.com/internal/obd" targetNamespace="http://schemas.openxmlformats.org/package/2006/metadata/core-properties" elementFormDefault="qualified" attributeFormDefault="unqualified" blockDefault="#all">
-    <xsd:import namespace="http://purl.org/dc/elements/1.1/" schemaLocation="http://dublincore.org/schemas/xmls/qdc/2003/04/02/dc.xsd"/>
-    <xsd:import namespace="http://purl.org/dc/terms/" schemaLocation="http://dublincore.org/schemas/xmls/qdc/2003/04/02/dcterms.xsd"/>
-    <xsd:element name="coreProperties" type="CT_coreProperties"/>
-    <xsd:complexType name="CT_coreProperties">
-      <xsd:all>
-        <xsd:element ref="dc:creator" minOccurs="0" maxOccurs="1"/>
-        <xsd:element ref="dcterms:created" minOccurs="0" maxOccurs="1"/>
-        <xsd:element ref="dc:identifier" minOccurs="0" maxOccurs="1"/>
-        <xsd:element name="contentType" minOccurs="0" maxOccurs="1" type="xsd:string" ma:index="0" ma:displayName="Content Type"/>
-        <xsd:element ref="dc:title" minOccurs="0" maxOccurs="1" ma:index="4" ma:displayName="Title"/>
-        <xsd:element ref="dc:subject" minOccurs="0" maxOccurs="1"/>
-        <xsd:element ref="dc:description" minOccurs="0" maxOccurs="1"/>
-        <xsd:element name="keywords" minOccurs="0" maxOccurs="1" type="xsd:string"/>
-        <xsd:element ref="dc:language" minOccurs="0" maxOccurs="1"/>
-        <xsd:element name="category" minOccurs="0" maxOccurs="1" type="xsd:string"/>
-        <xsd:element name="version" minOccurs="0" maxOccurs="1" type="xsd:string"/>
-        <xsd:element name="revision" minOccurs="0" maxOccurs="1" type="xsd:string">
-          <xsd:annotation>
-            <xsd:documentation>
-                        This value indicates the number of saves or revisions. The application is responsible for updating this value after each revision.
-                    </xsd:documentation>
-          </xsd:annotation>
-        </xsd:element>
-        <xsd:element name="lastModifiedBy" minOccurs="0" maxOccurs="1" type="xsd:string"/>
-        <xsd:element ref="dcterms:modified" minOccurs="0" maxOccurs="1"/>
-        <xsd:element name="contentStatus" minOccurs="0" maxOccurs="1" type="xsd:string"/>
-      </xsd:all>
-    </xsd:complexType>
-  </xsd:schema>
-  <xs:schema xmlns:pc="http://schemas.microsoft.com/office/infopath/2007/PartnerControls" xmlns:xs="http://www.w3.org/2001/XMLSchema" targetNamespace="http://schemas.microsoft.com/office/infopath/2007/PartnerControls" elementFormDefault="qualified" attributeFormDefault="unqualified">
-    <xs:element name="Person">
-      <xs:complexType>
-        <xs:sequence>
-          <xs:element ref="pc:DisplayName" minOccurs="0"/>
-          <xs:element ref="pc:AccountId" minOccurs="0"/>
-          <xs:element ref="pc:AccountType" minOccurs="0"/>
-        </xs:sequence>
-      </xs:complexType>
-    </xs:element>
-    <xs:element name="DisplayName" type="xs:string"/>
-    <xs:element name="AccountId" type="xs:string"/>
-    <xs:element name="AccountType" type="xs:string"/>
-    <xs:element name="BDCAssociatedEntity">
-      <xs:complexType>
-        <xs:sequence>
-          <xs:element ref="pc:BDCEntity" minOccurs="0" maxOccurs="unbounded"/>
-        </xs:sequence>
-        <xs:attribute ref="pc:EntityNamespace"/>
-        <xs:attribute ref="pc:EntityName"/>
-        <xs:attribute ref="pc:SystemInstanceName"/>
-        <xs:attribute ref="pc:AssociationName"/>
-      </xs:complexType>
-    </xs:element>
-    <xs:attribute name="EntityNamespace" type="xs:string"/>
-    <xs:attribute name="EntityName" type="xs:string"/>
-    <xs:attribute name="SystemInstanceName" type="xs:string"/>
-    <xs:attribute name="AssociationName" type="xs:string"/>
-    <xs:element name="BDCEntity">
-      <xs:complexType>
-        <xs:sequence>
-          <xs:element ref="pc:EntityDisplayName" minOccurs="0"/>
-          <xs:element ref="pc:EntityInstanceReference" minOccurs="0"/>
-          <xs:element ref="pc:EntityId1" minOccurs="0"/>
-          <xs:element ref="pc:EntityId2" minOccurs="0"/>
-          <xs:element ref="pc:EntityId3" minOccurs="0"/>
-          <xs:element ref="pc:EntityId4" minOccurs="0"/>
-          <xs:element ref="pc:EntityId5" minOccurs="0"/>
-        </xs:sequence>
-      </xs:complexType>
-    </xs:element>
-    <xs:element name="EntityDisplayName" type="xs:string"/>
-    <xs:element name="EntityInstanceReference" type="xs:string"/>
-    <xs:element name="EntityId1" type="xs:string"/>
-    <xs:element name="EntityId2" type="xs:string"/>
-    <xs:element name="EntityId3" type="xs:string"/>
-    <xs:element name="EntityId4" type="xs:string"/>
-    <xs:element name="EntityId5" type="xs:string"/>
-    <xs:element name="Terms">
-      <xs:complexType>
-        <xs:sequence>
-          <xs:element ref="pc:TermInfo" minOccurs="0" maxOccurs="unbounded"/>
-        </xs:sequence>
-      </xs:complexType>
-    </xs:element>
-    <xs:element name="TermInfo">
-      <xs:complexType>
-        <xs:sequence>
-          <xs:element ref="pc:TermName" minOccurs="0"/>
-          <xs:element ref="pc:TermId" minOccurs="0"/>
-        </xs:sequence>
-      </xs:complexType>
-    </xs:element>
-    <xs:element name="TermName" type="xs:string"/>
-    <xs:element name="TermId" type="xs:string"/>
-  </xs:schema>
-</ct:contentTypeSchema>
-</file>
-
-<file path=customXml/item2.xml><?xml version="1.0" encoding="utf-8"?>
-<?mso-contentType ?>
-<FormTemplates xmlns="http://schemas.microsoft.com/sharepoint/v3/contenttype/forms">
-  <Display>DocumentLibraryForm</Display>
-  <Edit>DocumentLibraryForm</Edit>
-  <New>DocumentLibraryForm</New>
-</FormTemplates>
-</file>
-
-<file path=customXml/item3.xml><?xml version="1.0" encoding="utf-8"?>
-<p:properties xmlns:p="http://schemas.microsoft.com/office/2006/metadata/properties" xmlns:xsi="http://www.w3.org/2001/XMLSchema-instance" xmlns:pc="http://schemas.microsoft.com/office/infopath/2007/PartnerControls">
-  <documentManagement>
-    <TaxCatchAll xmlns="3352e729-ef3a-4ad2-a915-07867a2cbda9" xsi:nil="true"/>
-    <lcf76f155ced4ddcb4097134ff3c332f xmlns="afa60c69-e8fd-4ab1-8c56-0fe28cc4c33c">
-      <Terms xmlns="http://schemas.microsoft.com/office/infopath/2007/PartnerControls"/>
-    </lcf76f155ced4ddcb4097134ff3c332f>
-    <Ready xmlns="afa60c69-e8fd-4ab1-8c56-0fe28cc4c33c">true</Ready>
-  </documentManagement>
-</p:properties>
-</file>
-
-<file path=customXml/itemProps1.xml><?xml version="1.0" encoding="utf-8"?>
-<ds:datastoreItem xmlns:ds="http://schemas.openxmlformats.org/officeDocument/2006/customXml" ds:itemID="{0A689732-23C9-4997-8AA4-F01216A45A3D}"/>
-</file>
-
-<file path=customXml/itemProps2.xml><?xml version="1.0" encoding="utf-8"?>
-<ds:datastoreItem xmlns:ds="http://schemas.openxmlformats.org/officeDocument/2006/customXml" ds:itemID="{09B7134F-BBDC-4107-9A2A-F584B54F501D}"/>
-</file>
-
-<file path=customXml/itemProps3.xml><?xml version="1.0" encoding="utf-8"?>
-<ds:datastoreItem xmlns:ds="http://schemas.openxmlformats.org/officeDocument/2006/customXml" ds:itemID="{F9F43946-4734-4E36-8392-128E8ECD302F}"/>
 </file>